--- a/lab assignment/Capstone Project/report.docx
+++ b/lab assignment/Capstone Project/report.docx
@@ -1,6 +1,6 @@
 
 <file path=word/document.xml><?xml version="1.0" encoding="utf-8"?>
-<w:document xmlns:wpc="http://schemas.microsoft.com/office/word/2010/wordprocessingCanvas" xmlns:cx="http://schemas.microsoft.com/office/drawing/2014/chartex" xmlns:cx1="http://schemas.microsoft.com/office/drawing/2015/9/8/chartex" xmlns:cx2="http://schemas.microsoft.com/office/drawing/2015/10/21/chartex" xmlns:cx3="http://schemas.microsoft.com/office/drawing/2016/5/9/chartex" xmlns:cx4="http://schemas.microsoft.com/office/drawing/2016/5/10/chartex" xmlns:cx5="http://schemas.microsoft.com/office/drawing/2016/5/11/chartex" xmlns:cx6="http://schemas.microsoft.com/office/drawing/2016/5/12/chartex" xmlns:cx7="http://schemas.microsoft.com/office/drawing/2016/5/13/chartex" xmlns:cx8="http://schemas.microsoft.com/office/drawing/2016/5/14/chartex" xmlns:mc="http://schemas.openxmlformats.org/markup-compatibility/2006" xmlns:aink="http://schemas.microsoft.com/office/drawing/2016/ink" xmlns:am3d="http://schemas.microsoft.com/office/drawing/2017/model3d" xmlns:o="urn:schemas-microsoft-com:office:office" xmlns:oel="http://schemas.microsoft.com/office/2019/extlst" xmlns:r="http://schemas.openxmlformats.org/officeDocument/2006/relationships" xmlns:m="http://schemas.openxmlformats.org/officeDocument/2006/math" xmlns:v="urn:schemas-microsoft-com:vml" xmlns:wp14="http://schemas.microsoft.com/office/word/2010/wordprocessingDrawing" xmlns:wp="http://schemas.openxmlformats.org/drawingml/2006/wordprocessingDrawing" xmlns:a="http://schemas.openxmlformats.org/drawingml/2006/main" xmlns:pic="http://schemas.openxmlformats.org/drawingml/2006/picture" xmlns:c="http://schemas.openxmlformats.org/drawingml/2006/chart" xmlns:dgm="http://schemas.openxmlformats.org/drawingml/2006/diagram" xmlns:lc="http://schemas.openxmlformats.org/drawingml/2006/lockedCanvas" xmlns:w10="urn:schemas-microsoft-com:office:word" xmlns:w="http://schemas.openxmlformats.org/wordprocessingml/2006/main" xmlns:w14="http://schemas.microsoft.com/office/word/2010/wordml" xmlns:w15="http://schemas.microsoft.com/office/word/2012/wordml" xmlns:w16cex="http://schemas.microsoft.com/office/word/2018/wordml/cex" xmlns:w16cid="http://schemas.microsoft.com/office/word/2016/wordml/cid" xmlns:w16="http://schemas.microsoft.com/office/word/2018/wordml" xmlns:w16du="http://schemas.microsoft.com/office/word/2023/wordml/word16du" xmlns:w16sdtdh="http://schemas.microsoft.com/office/word/2020/wordml/sdtdatahash" xmlns:w16sdtfl="http://schemas.microsoft.com/office/word/2024/wordml/sdtformatlock" xmlns:w16se="http://schemas.microsoft.com/office/word/2015/wordml/symex" xmlns:wpg="http://schemas.microsoft.com/office/word/2010/wordprocessingGroup" xmlns:wpi="http://schemas.microsoft.com/office/word/2010/wordprocessingInk" xmlns:wne="http://schemas.microsoft.com/office/word/2006/wordml" xmlns:wps="http://schemas.microsoft.com/office/word/2010/wordprocessingShape" mc:Ignorable="w14 w15 w16se w16cid w16 w16cex w16sdtdh w16sdtfl w16du wp14">
+<w:document xmlns:wpc="http://schemas.microsoft.com/office/word/2010/wordprocessingCanvas" xmlns:cx="http://schemas.microsoft.com/office/drawing/2014/chartex" xmlns:cx1="http://schemas.microsoft.com/office/drawing/2015/9/8/chartex" xmlns:cx2="http://schemas.microsoft.com/office/drawing/2015/10/21/chartex" xmlns:cx3="http://schemas.microsoft.com/office/drawing/2016/5/9/chartex" xmlns:cx4="http://schemas.microsoft.com/office/drawing/2016/5/10/chartex" xmlns:cx5="http://schemas.microsoft.com/office/drawing/2016/5/11/chartex" xmlns:cx6="http://schemas.microsoft.com/office/drawing/2016/5/12/chartex" xmlns:cx7="http://schemas.microsoft.com/office/drawing/2016/5/13/chartex" xmlns:cx8="http://schemas.microsoft.com/office/drawing/2016/5/14/chartex" xmlns:mc="http://schemas.openxmlformats.org/markup-compatibility/2006" xmlns:aink="http://schemas.microsoft.com/office/drawing/2016/ink" xmlns:am3d="http://schemas.microsoft.com/office/drawing/2017/model3d" xmlns:o="urn:schemas-microsoft-com:office:office" xmlns:oel="http://schemas.microsoft.com/office/2019/extlst" xmlns:r="http://schemas.openxmlformats.org/officeDocument/2006/relationships" xmlns:m="http://schemas.openxmlformats.org/officeDocument/2006/math" xmlns:v="urn:schemas-microsoft-com:vml" xmlns:wp14="http://schemas.microsoft.com/office/word/2010/wordprocessingDrawing" xmlns:wp="http://schemas.openxmlformats.org/drawingml/2006/wordprocessingDrawing" xmlns:w10="urn:schemas-microsoft-com:office:word" xmlns:w="http://schemas.openxmlformats.org/wordprocessingml/2006/main" xmlns:w14="http://schemas.microsoft.com/office/word/2010/wordml" xmlns:w15="http://schemas.microsoft.com/office/word/2012/wordml" xmlns:w16cex="http://schemas.microsoft.com/office/word/2018/wordml/cex" xmlns:w16cid="http://schemas.microsoft.com/office/word/2016/wordml/cid" xmlns:w16="http://schemas.microsoft.com/office/word/2018/wordml" xmlns:w16du="http://schemas.microsoft.com/office/word/2023/wordml/word16du" xmlns:w16sdtdh="http://schemas.microsoft.com/office/word/2020/wordml/sdtdatahash" xmlns:w16sdtfl="http://schemas.microsoft.com/office/word/2024/wordml/sdtformatlock" xmlns:w16se="http://schemas.microsoft.com/office/word/2015/wordml/symex" xmlns:wpg="http://schemas.microsoft.com/office/word/2010/wordprocessingGroup" xmlns:wpi="http://schemas.microsoft.com/office/word/2010/wordprocessingInk" xmlns:wne="http://schemas.microsoft.com/office/word/2006/wordml" xmlns:wps="http://schemas.microsoft.com/office/word/2010/wordprocessingShape" mc:Ignorable="w14 w15 w16se w16cid w16 w16cex w16sdtdh w16sdtfl w16du wp14">
   <w:body>
     <w:p>
       <w:pPr>
@@ -94,25 +94,7 @@
           <w:sz w:val="42"/>
           <w:szCs w:val="42"/>
         </w:rPr>
-        <w:t xml:space="preserve">Name of the </w:t>
-      </w:r>
-      <w:r>
-        <w:rPr>
-          <w:b/>
-          <w:bCs/>
-          <w:sz w:val="42"/>
-          <w:szCs w:val="42"/>
-        </w:rPr>
-        <w:t>School:School</w:t>
-      </w:r>
-      <w:r>
-        <w:rPr>
-          <w:b/>
-          <w:bCs/>
-          <w:sz w:val="42"/>
-          <w:szCs w:val="42"/>
-        </w:rPr>
-        <w:t xml:space="preserve"> of Engineering &amp; Technology</w:t>
+        <w:t>Name of the School:School of Engineering &amp; Technology</w:t>
       </w:r>
     </w:p>
     <w:p>
@@ -140,25 +122,7 @@
           <w:sz w:val="42"/>
           <w:szCs w:val="42"/>
         </w:rPr>
-        <w:t>:</w:t>
-      </w:r>
-      <w:r>
-        <w:rPr>
-          <w:b/>
-          <w:bCs/>
-          <w:sz w:val="42"/>
-          <w:szCs w:val="42"/>
-        </w:rPr>
-        <w:t>Cse</w:t>
-      </w:r>
-      <w:r>
-        <w:rPr>
-          <w:b/>
-          <w:bCs/>
-          <w:sz w:val="42"/>
-          <w:szCs w:val="42"/>
-        </w:rPr>
-        <w:t xml:space="preserve"> Robotics and AI</w:t>
+        <w:t>:Cse Robotics and AI</w:t>
       </w:r>
     </w:p>
     <w:p>
@@ -292,34 +256,16 @@
           <w:sz w:val="42"/>
           <w:szCs w:val="42"/>
         </w:rPr>
-        <w:t xml:space="preserve">Student </w:t>
-      </w:r>
-      <w:r>
-        <w:rPr>
-          <w:b/>
-          <w:bCs/>
-          <w:sz w:val="42"/>
-          <w:szCs w:val="42"/>
-        </w:rPr>
-        <w:t>Name:</w:t>
-      </w:r>
-      <w:r>
-        <w:rPr>
-          <w:b/>
-          <w:bCs/>
-          <w:sz w:val="42"/>
-          <w:szCs w:val="42"/>
-        </w:rPr>
-        <w:t>Ajitesh</w:t>
-      </w:r>
-      <w:r>
-        <w:rPr>
-          <w:b/>
-          <w:bCs/>
-          <w:sz w:val="42"/>
-          <w:szCs w:val="42"/>
-        </w:rPr>
-        <w:t xml:space="preserve"> Singh Gusain</w:t>
+        <w:t>Student Name:</w:t>
+      </w:r>
+      <w:r>
+        <w:rPr>
+          <w:b/>
+          <w:bCs/>
+          <w:sz w:val="42"/>
+          <w:szCs w:val="42"/>
+        </w:rPr>
+        <w:t>Ajitesh Singh Gusain</w:t>
       </w:r>
     </w:p>
     <w:p>
@@ -443,7 +389,23 @@
           <w:sz w:val="42"/>
           <w:szCs w:val="42"/>
         </w:rPr>
-        <w:t>Submission Date</w:t>
+        <w:t>Subm</w:t>
+      </w:r>
+      <w:r>
+        <w:rPr>
+          <w:sz w:val="42"/>
+          <w:szCs w:val="42"/>
+        </w:rPr>
+        <w:t>ission</w:t>
+      </w:r>
+      <w:r>
+        <w:rPr>
+          <w:b/>
+          <w:bCs/>
+          <w:sz w:val="42"/>
+          <w:szCs w:val="42"/>
+        </w:rPr>
+        <w:t xml:space="preserve"> Date</w:t>
       </w:r>
       <w:r>
         <w:rPr>
@@ -468,29 +430,1986 @@
       <w:pPr>
         <w:rPr>
           <w:b/>
-          <w:sz w:val="42"/>
-        </w:rPr>
-      </w:pPr>
-    </w:p>
-    <w:p>
-      <w:pPr>
-        <w:rPr>
-          <w:b/>
-          <w:sz w:val="42"/>
-        </w:rPr>
-      </w:pPr>
-    </w:p>
-    <w:p>
-      <w:pPr>
-        <w:rPr>
-          <w:b/>
-          <w:bCs/>
-          <w:sz w:val="42"/>
-          <w:szCs w:val="42"/>
+          <w:bCs/>
+          <w:sz w:val="50"/>
+          <w:szCs w:val="50"/>
+          <w:u w:val="single"/>
+        </w:rPr>
+      </w:pPr>
+      <w:r>
+        <w:rPr>
+          <w:b/>
+          <w:bCs/>
+          <w:sz w:val="50"/>
+          <w:szCs w:val="50"/>
+          <w:u w:val="single"/>
+        </w:rPr>
+        <w:lastRenderedPageBreak/>
+        <w:t>Objective</w:t>
+      </w:r>
+    </w:p>
+    <w:p>
+      <w:pPr>
+        <w:rPr>
+          <w:b/>
+          <w:bCs/>
+          <w:sz w:val="36"/>
+          <w:szCs w:val="36"/>
+        </w:rPr>
+      </w:pPr>
+      <w:r>
+        <w:rPr>
+          <w:b/>
+          <w:bCs/>
+          <w:sz w:val="36"/>
+          <w:szCs w:val="36"/>
+          <w:u w:val="single"/>
+        </w:rPr>
+        <w:t>The Social Network Explorer (SNE)</w:t>
+      </w:r>
+      <w:r>
+        <w:rPr>
+          <w:b/>
+          <w:bCs/>
+          <w:sz w:val="36"/>
+          <w:szCs w:val="36"/>
+        </w:rPr>
+        <w:t xml:space="preserve"> is a Python-based application designed to model and manage</w:t>
+      </w:r>
+      <w:r>
+        <w:rPr>
+          <w:b/>
+          <w:bCs/>
+          <w:sz w:val="36"/>
+          <w:szCs w:val="36"/>
+        </w:rPr>
+        <w:t xml:space="preserve"> </w:t>
+      </w:r>
+      <w:r>
+        <w:rPr>
+          <w:b/>
+          <w:bCs/>
+          <w:sz w:val="36"/>
+          <w:szCs w:val="36"/>
+        </w:rPr>
+        <w:t xml:space="preserve">interactions in a digital social environment. </w:t>
+      </w:r>
+    </w:p>
+    <w:p>
+      <w:pPr>
+        <w:rPr>
+          <w:b/>
+          <w:bCs/>
+          <w:sz w:val="36"/>
+          <w:szCs w:val="36"/>
+          <w:u w:val="single"/>
+        </w:rPr>
+      </w:pPr>
+      <w:r>
+        <w:rPr>
+          <w:b/>
+          <w:bCs/>
+          <w:sz w:val="36"/>
+          <w:szCs w:val="36"/>
+          <w:u w:val="single"/>
+        </w:rPr>
+        <w:t xml:space="preserve">The project </w:t>
+      </w:r>
+    </w:p>
+    <w:p>
+      <w:pPr>
+        <w:rPr>
+          <w:b/>
+          <w:bCs/>
+          <w:sz w:val="36"/>
+          <w:szCs w:val="36"/>
+        </w:rPr>
+      </w:pPr>
+      <w:r>
+        <w:rPr>
+          <w:b/>
+          <w:bCs/>
+          <w:sz w:val="36"/>
+          <w:szCs w:val="36"/>
+        </w:rPr>
+        <w:t xml:space="preserve">implements core Data Structure concepts—including Hashing, Graphs, Queues, and Sorting—to provide a functional system for user profile management and relationship discovery. </w:t>
+      </w:r>
+    </w:p>
+    <w:p>
+      <w:pPr>
+        <w:rPr>
+          <w:sz w:val="36"/>
+          <w:szCs w:val="36"/>
+        </w:rPr>
+      </w:pPr>
+      <w:r>
+        <w:rPr>
+          <w:sz w:val="36"/>
+          <w:szCs w:val="36"/>
+        </w:rPr>
+        <w:t xml:space="preserve">2. Design &amp; Modular Architecture </w:t>
+      </w:r>
+    </w:p>
+    <w:p>
+      <w:pPr>
+        <w:rPr>
+          <w:sz w:val="36"/>
+          <w:szCs w:val="36"/>
+        </w:rPr>
+      </w:pPr>
+      <w:r>
+        <w:rPr>
+          <w:sz w:val="36"/>
+          <w:szCs w:val="36"/>
+        </w:rPr>
+        <w:t xml:space="preserve">To ensure industry-standard code quality, the project is divided into specialized </w:t>
+      </w:r>
+    </w:p>
+    <w:p>
+      <w:pPr>
+        <w:rPr>
+          <w:sz w:val="36"/>
+          <w:szCs w:val="36"/>
+        </w:rPr>
+      </w:pPr>
+      <w:r>
+        <w:rPr>
+          <w:sz w:val="36"/>
+          <w:szCs w:val="36"/>
+        </w:rPr>
+        <w:t xml:space="preserve">modules: </w:t>
+      </w:r>
+    </w:p>
+    <w:p>
+      <w:pPr>
+        <w:pStyle w:val="ListParagraph"/>
+        <w:numPr>
+          <w:ilvl w:val="0"/>
+          <w:numId w:val="1"/>
+        </w:numPr>
+        <w:rPr>
+          <w:sz w:val="36"/>
+          <w:szCs w:val="36"/>
+        </w:rPr>
+      </w:pPr>
+      <w:r>
+        <w:rPr>
+          <w:sz w:val="36"/>
+          <w:szCs w:val="36"/>
+        </w:rPr>
+        <w:t xml:space="preserve">profiles.py: Implements User Profile Management using a Hash Table </w:t>
+      </w:r>
+    </w:p>
+    <w:p>
+      <w:pPr>
+        <w:pStyle w:val="ListParagraph"/>
+        <w:numPr>
+          <w:ilvl w:val="0"/>
+          <w:numId w:val="1"/>
+        </w:numPr>
+        <w:rPr>
+          <w:sz w:val="36"/>
+          <w:szCs w:val="36"/>
+        </w:rPr>
+      </w:pPr>
+      <w:r>
+        <w:rPr>
+          <w:sz w:val="36"/>
+          <w:szCs w:val="36"/>
+        </w:rPr>
+        <w:t xml:space="preserve">(Python Dictionary) for O(1) average time complexity. </w:t>
+      </w:r>
+    </w:p>
+    <w:p>
+      <w:pPr>
+        <w:pStyle w:val="ListParagraph"/>
+        <w:numPr>
+          <w:ilvl w:val="0"/>
+          <w:numId w:val="1"/>
+        </w:numPr>
+        <w:rPr>
+          <w:sz w:val="36"/>
+          <w:szCs w:val="36"/>
+        </w:rPr>
+      </w:pPr>
+      <w:r>
+        <w:rPr>
+          <w:sz w:val="36"/>
+          <w:szCs w:val="36"/>
+        </w:rPr>
+        <w:t xml:space="preserve">network_graph.py: Manages the social network using an Adjacency List to </w:t>
+      </w:r>
+    </w:p>
+    <w:p>
+      <w:pPr>
+        <w:pStyle w:val="ListParagraph"/>
+        <w:numPr>
+          <w:ilvl w:val="0"/>
+          <w:numId w:val="1"/>
+        </w:numPr>
+        <w:rPr>
+          <w:sz w:val="36"/>
+          <w:szCs w:val="36"/>
+        </w:rPr>
+      </w:pPr>
+      <w:r>
+        <w:rPr>
+          <w:sz w:val="36"/>
+          <w:szCs w:val="36"/>
+        </w:rPr>
+        <w:t xml:space="preserve">store bidirectional friendships eAiciently. </w:t>
+      </w:r>
+    </w:p>
+    <w:p>
+      <w:pPr>
+        <w:pStyle w:val="ListParagraph"/>
+        <w:numPr>
+          <w:ilvl w:val="0"/>
+          <w:numId w:val="1"/>
+        </w:numPr>
+        <w:rPr>
+          <w:sz w:val="36"/>
+          <w:szCs w:val="36"/>
+        </w:rPr>
+      </w:pPr>
+      <w:r>
+        <w:rPr>
+          <w:sz w:val="36"/>
+          <w:szCs w:val="36"/>
+        </w:rPr>
+        <w:t xml:space="preserve">algorithms.py: Contains traversal logic (BFS for shortest paths and DFS for </w:t>
+      </w:r>
+    </w:p>
+    <w:p>
+      <w:pPr>
+        <w:pStyle w:val="ListParagraph"/>
+        <w:numPr>
+          <w:ilvl w:val="0"/>
+          <w:numId w:val="1"/>
+        </w:numPr>
+        <w:rPr>
+          <w:sz w:val="36"/>
+          <w:szCs w:val="36"/>
+        </w:rPr>
+      </w:pPr>
+      <w:r>
+        <w:rPr>
+          <w:sz w:val="36"/>
+          <w:szCs w:val="36"/>
+        </w:rPr>
+        <w:t xml:space="preserve">depth-limited searches) and recommendation logic. </w:t>
+      </w:r>
+    </w:p>
+    <w:p>
+      <w:pPr>
+        <w:pStyle w:val="ListParagraph"/>
+        <w:numPr>
+          <w:ilvl w:val="0"/>
+          <w:numId w:val="1"/>
+        </w:numPr>
+        <w:rPr>
+          <w:sz w:val="36"/>
+          <w:szCs w:val="36"/>
+        </w:rPr>
+      </w:pPr>
+      <w:r>
+        <w:rPr>
+          <w:sz w:val="36"/>
+          <w:szCs w:val="36"/>
+        </w:rPr>
+        <w:t xml:space="preserve">sorting.py: Implements a custom Merge Sort algorithm to rank friend </w:t>
+      </w:r>
+    </w:p>
+    <w:p>
+      <w:pPr>
+        <w:pStyle w:val="ListParagraph"/>
+        <w:numPr>
+          <w:ilvl w:val="0"/>
+          <w:numId w:val="1"/>
+        </w:numPr>
+        <w:rPr>
+          <w:sz w:val="36"/>
+          <w:szCs w:val="36"/>
+        </w:rPr>
+      </w:pPr>
+      <w:r>
+        <w:rPr>
+          <w:sz w:val="36"/>
+          <w:szCs w:val="36"/>
+        </w:rPr>
+        <w:t xml:space="preserve">suggestions based on interest scores. </w:t>
+      </w:r>
+    </w:p>
+    <w:p>
+      <w:pPr>
+        <w:pStyle w:val="ListParagraph"/>
+        <w:numPr>
+          <w:ilvl w:val="0"/>
+          <w:numId w:val="1"/>
+        </w:numPr>
+        <w:rPr>
+          <w:sz w:val="36"/>
+          <w:szCs w:val="36"/>
+        </w:rPr>
+      </w:pPr>
+      <w:r>
+        <w:rPr>
+          <w:sz w:val="36"/>
+          <w:szCs w:val="36"/>
+        </w:rPr>
+        <w:lastRenderedPageBreak/>
+        <w:t xml:space="preserve">main.py: The entry point featuring a Text-Based CLI and an automated Demo </w:t>
+      </w:r>
+    </w:p>
+    <w:p>
+      <w:pPr>
+        <w:rPr>
+          <w:sz w:val="36"/>
+          <w:szCs w:val="36"/>
+        </w:rPr>
+      </w:pPr>
+      <w:r>
+        <w:rPr>
+          <w:sz w:val="36"/>
+          <w:szCs w:val="36"/>
+        </w:rPr>
+        <w:t xml:space="preserve">Mode for evaluation. </w:t>
+      </w:r>
+    </w:p>
+    <w:p>
+      <w:pPr>
+        <w:rPr>
+          <w:b/>
+          <w:bCs/>
+          <w:sz w:val="36"/>
+          <w:szCs w:val="36"/>
+        </w:rPr>
+      </w:pPr>
+      <w:r>
+        <w:rPr>
+          <w:b/>
+          <w:bCs/>
+          <w:sz w:val="36"/>
+          <w:szCs w:val="36"/>
+        </w:rPr>
+        <w:t>2. Implementation Details (The "Unit" Connection)</w:t>
+      </w:r>
+    </w:p>
+    <w:p>
+      <w:pPr>
+        <w:rPr>
+          <w:sz w:val="36"/>
+          <w:szCs w:val="36"/>
+        </w:rPr>
+      </w:pPr>
+      <w:r>
+        <w:rPr>
+          <w:sz w:val="36"/>
+          <w:szCs w:val="36"/>
+        </w:rPr>
+        <w:t xml:space="preserve">We </w:t>
+      </w:r>
+      <w:r>
+        <w:rPr>
+          <w:sz w:val="36"/>
+          <w:szCs w:val="36"/>
+        </w:rPr>
+        <w:t xml:space="preserve"> used specific </w:t>
+      </w:r>
+      <w:r>
+        <w:rPr>
+          <w:sz w:val="36"/>
+          <w:szCs w:val="36"/>
+        </w:rPr>
+        <w:t xml:space="preserve">these specific </w:t>
+      </w:r>
+      <w:r>
+        <w:rPr>
+          <w:sz w:val="36"/>
+          <w:szCs w:val="36"/>
+        </w:rPr>
+        <w:t>structures:</w:t>
+      </w:r>
+    </w:p>
+    <w:p>
+      <w:pPr>
+        <w:numPr>
+          <w:ilvl w:val="0"/>
+          <w:numId w:val="2"/>
+        </w:numPr>
+        <w:rPr>
+          <w:sz w:val="36"/>
+          <w:szCs w:val="36"/>
+        </w:rPr>
+      </w:pPr>
+      <w:r>
+        <w:rPr>
+          <w:b/>
+          <w:bCs/>
+          <w:sz w:val="36"/>
+          <w:szCs w:val="36"/>
+        </w:rPr>
+        <w:t>Unit 1: Fundamentals &amp; Recursion</w:t>
+      </w:r>
+    </w:p>
+    <w:p>
+      <w:pPr>
+        <w:numPr>
+          <w:ilvl w:val="1"/>
+          <w:numId w:val="2"/>
+        </w:numPr>
+        <w:rPr>
+          <w:sz w:val="36"/>
+          <w:szCs w:val="36"/>
+        </w:rPr>
+      </w:pPr>
+      <w:r>
+        <w:rPr>
+          <w:b/>
+          <w:bCs/>
+          <w:sz w:val="36"/>
+          <w:szCs w:val="36"/>
+        </w:rPr>
+        <w:t>Implementation:</w:t>
+      </w:r>
+      <w:r>
+        <w:rPr>
+          <w:sz w:val="36"/>
+          <w:szCs w:val="36"/>
+        </w:rPr>
+        <w:t xml:space="preserve"> The dfs_depth_limited function in algorithms.py.</w:t>
+      </w:r>
+    </w:p>
+    <w:p>
+      <w:pPr>
+        <w:numPr>
+          <w:ilvl w:val="1"/>
+          <w:numId w:val="2"/>
+        </w:numPr>
+        <w:rPr>
+          <w:sz w:val="36"/>
+          <w:szCs w:val="36"/>
+        </w:rPr>
+      </w:pPr>
+      <w:r>
+        <w:rPr>
+          <w:b/>
+          <w:bCs/>
+          <w:sz w:val="36"/>
+          <w:szCs w:val="36"/>
+        </w:rPr>
+        <w:t>Explanation:</w:t>
+      </w:r>
+      <w:r>
+        <w:rPr>
+          <w:sz w:val="36"/>
+          <w:szCs w:val="36"/>
+        </w:rPr>
+        <w:t xml:space="preserve"> Uses </w:t>
+      </w:r>
+      <w:r>
+        <w:rPr>
+          <w:b/>
+          <w:bCs/>
+          <w:sz w:val="36"/>
+          <w:szCs w:val="36"/>
+        </w:rPr>
+        <w:t>recursion</w:t>
+      </w:r>
+      <w:r>
+        <w:rPr>
+          <w:sz w:val="36"/>
+          <w:szCs w:val="36"/>
+        </w:rPr>
+        <w:t xml:space="preserve"> to explore user connections up to a specific depth. This demonstrates an understanding of the call stack and base-case logic to prevent infinite loops in a cyclic graph.</w:t>
+      </w:r>
+    </w:p>
+    <w:p>
+      <w:pPr>
+        <w:numPr>
+          <w:ilvl w:val="0"/>
+          <w:numId w:val="2"/>
+        </w:numPr>
+        <w:rPr>
+          <w:sz w:val="36"/>
+          <w:szCs w:val="36"/>
+        </w:rPr>
+      </w:pPr>
+      <w:r>
+        <w:rPr>
+          <w:b/>
+          <w:bCs/>
+          <w:sz w:val="36"/>
+          <w:szCs w:val="36"/>
+        </w:rPr>
+        <w:t>Unit 2: Queues &amp; BFS</w:t>
+      </w:r>
+    </w:p>
+    <w:p>
+      <w:pPr>
+        <w:numPr>
+          <w:ilvl w:val="1"/>
+          <w:numId w:val="2"/>
+        </w:numPr>
+        <w:rPr>
+          <w:sz w:val="36"/>
+          <w:szCs w:val="36"/>
+        </w:rPr>
+      </w:pPr>
+      <w:r>
+        <w:rPr>
+          <w:b/>
+          <w:bCs/>
+          <w:sz w:val="36"/>
+          <w:szCs w:val="36"/>
+        </w:rPr>
+        <w:t>Implementation:</w:t>
+      </w:r>
+      <w:r>
+        <w:rPr>
+          <w:sz w:val="36"/>
+          <w:szCs w:val="36"/>
+        </w:rPr>
+        <w:t xml:space="preserve"> The bfs_shortest_path function in algorithms.py utilizing collections.deque.</w:t>
+      </w:r>
+    </w:p>
+    <w:p>
+      <w:pPr>
+        <w:numPr>
+          <w:ilvl w:val="1"/>
+          <w:numId w:val="2"/>
+        </w:numPr>
+        <w:rPr>
+          <w:sz w:val="36"/>
+          <w:szCs w:val="36"/>
+        </w:rPr>
+      </w:pPr>
+      <w:r>
+        <w:rPr>
+          <w:b/>
+          <w:bCs/>
+          <w:sz w:val="36"/>
+          <w:szCs w:val="36"/>
+        </w:rPr>
+        <w:t>Explanation:</w:t>
+      </w:r>
+      <w:r>
+        <w:rPr>
+          <w:sz w:val="36"/>
+          <w:szCs w:val="36"/>
+        </w:rPr>
+        <w:t xml:space="preserve"> Implements a </w:t>
+      </w:r>
+      <w:r>
+        <w:rPr>
+          <w:b/>
+          <w:bCs/>
+          <w:sz w:val="36"/>
+          <w:szCs w:val="36"/>
+        </w:rPr>
+        <w:t>Queue-based Breadth-First Search</w:t>
+      </w:r>
+      <w:r>
+        <w:rPr>
+          <w:sz w:val="36"/>
+          <w:szCs w:val="36"/>
+        </w:rPr>
+        <w:t xml:space="preserve"> to find the "Degrees of Separation." BFS is mathematically guaranteed to find the shortest path in an unweighted graph, making it ideal for social networks.</w:t>
+      </w:r>
+    </w:p>
+    <w:p>
+      <w:pPr>
+        <w:numPr>
+          <w:ilvl w:val="0"/>
+          <w:numId w:val="2"/>
+        </w:numPr>
+        <w:rPr>
+          <w:sz w:val="36"/>
+          <w:szCs w:val="36"/>
+        </w:rPr>
+      </w:pPr>
+      <w:r>
+        <w:rPr>
+          <w:b/>
+          <w:bCs/>
+          <w:sz w:val="36"/>
+          <w:szCs w:val="36"/>
+        </w:rPr>
+        <w:t>Unit 3: Sorting &amp; Searching</w:t>
+      </w:r>
+    </w:p>
+    <w:p>
+      <w:pPr>
+        <w:numPr>
+          <w:ilvl w:val="1"/>
+          <w:numId w:val="2"/>
+        </w:numPr>
+        <w:rPr>
+          <w:sz w:val="36"/>
+          <w:szCs w:val="36"/>
+        </w:rPr>
+      </w:pPr>
+      <w:r>
+        <w:rPr>
+          <w:b/>
+          <w:bCs/>
+          <w:sz w:val="36"/>
+          <w:szCs w:val="36"/>
+        </w:rPr>
+        <w:t>Implementation:</w:t>
+      </w:r>
+      <w:r>
+        <w:rPr>
+          <w:sz w:val="36"/>
+          <w:szCs w:val="36"/>
+        </w:rPr>
+        <w:t xml:space="preserve"> The merge_sort function in sorting.py.</w:t>
+      </w:r>
+    </w:p>
+    <w:p>
+      <w:pPr>
+        <w:numPr>
+          <w:ilvl w:val="1"/>
+          <w:numId w:val="2"/>
+        </w:numPr>
+        <w:rPr>
+          <w:sz w:val="36"/>
+          <w:szCs w:val="36"/>
+        </w:rPr>
+      </w:pPr>
+      <w:r>
+        <w:rPr>
+          <w:b/>
+          <w:bCs/>
+          <w:sz w:val="36"/>
+          <w:szCs w:val="36"/>
+        </w:rPr>
+        <w:lastRenderedPageBreak/>
+        <w:t>Explanation:</w:t>
+      </w:r>
+      <w:r>
+        <w:rPr>
+          <w:sz w:val="36"/>
+          <w:szCs w:val="36"/>
+        </w:rPr>
+        <w:t xml:space="preserve"> Instead of using Python’s built-in .sort(), we implemented </w:t>
+      </w:r>
+      <w:r>
+        <w:rPr>
+          <w:b/>
+          <w:bCs/>
+          <w:sz w:val="36"/>
+          <w:szCs w:val="36"/>
+        </w:rPr>
+        <w:t>Merge Sort</w:t>
+      </w:r>
+      <w:r>
+        <w:rPr>
+          <w:sz w:val="36"/>
+          <w:szCs w:val="36"/>
+        </w:rPr>
+        <w:t xml:space="preserve"> ($O(n \log n)) to rank friend suggestions based on a "Common Interest Score." This shows proficiency in Divide and Conquer algorithms.</w:t>
+      </w:r>
+    </w:p>
+    <w:p>
+      <w:pPr>
+        <w:numPr>
+          <w:ilvl w:val="0"/>
+          <w:numId w:val="2"/>
+        </w:numPr>
+        <w:rPr>
+          <w:sz w:val="36"/>
+          <w:szCs w:val="36"/>
+        </w:rPr>
+      </w:pPr>
+      <w:r>
+        <w:rPr>
+          <w:b/>
+          <w:bCs/>
+          <w:sz w:val="36"/>
+          <w:szCs w:val="36"/>
+        </w:rPr>
+        <w:t>Unit 4: Graphs &amp; Hashing</w:t>
+      </w:r>
+    </w:p>
+    <w:p>
+      <w:pPr>
+        <w:numPr>
+          <w:ilvl w:val="1"/>
+          <w:numId w:val="2"/>
+        </w:numPr>
+        <w:rPr>
+          <w:sz w:val="36"/>
+          <w:szCs w:val="36"/>
+        </w:rPr>
+      </w:pPr>
+      <w:r>
+        <w:rPr>
+          <w:b/>
+          <w:bCs/>
+          <w:sz w:val="36"/>
+          <w:szCs w:val="36"/>
+        </w:rPr>
+        <w:t>Implementation:</w:t>
+      </w:r>
+      <w:r>
+        <w:rPr>
+          <w:sz w:val="36"/>
+          <w:szCs w:val="36"/>
+        </w:rPr>
+        <w:t xml:space="preserve"> FriendshipNetwork (Adjacency List) and ProfileManager (Dictionary-based Hashing).</w:t>
+      </w:r>
+    </w:p>
+    <w:p>
+      <w:pPr>
+        <w:numPr>
+          <w:ilvl w:val="1"/>
+          <w:numId w:val="2"/>
+        </w:numPr>
+        <w:rPr>
+          <w:sz w:val="36"/>
+          <w:szCs w:val="36"/>
+        </w:rPr>
+      </w:pPr>
+      <w:r>
+        <w:rPr>
+          <w:b/>
+          <w:bCs/>
+          <w:sz w:val="36"/>
+          <w:szCs w:val="36"/>
+        </w:rPr>
+        <w:t>Explanation:</w:t>
+      </w:r>
+      <w:r>
+        <w:rPr>
+          <w:sz w:val="36"/>
+          <w:szCs w:val="36"/>
+        </w:rPr>
+        <w:t xml:space="preserve"> * </w:t>
+      </w:r>
+      <w:r>
+        <w:rPr>
+          <w:b/>
+          <w:bCs/>
+          <w:sz w:val="36"/>
+          <w:szCs w:val="36"/>
+        </w:rPr>
+        <w:t>Graphs:</w:t>
+      </w:r>
+      <w:r>
+        <w:rPr>
+          <w:sz w:val="36"/>
+          <w:szCs w:val="36"/>
+        </w:rPr>
+        <w:t xml:space="preserve"> We used an </w:t>
+      </w:r>
+      <w:r>
+        <w:rPr>
+          <w:b/>
+          <w:bCs/>
+          <w:sz w:val="36"/>
+          <w:szCs w:val="36"/>
+        </w:rPr>
+        <w:t>Adjacency List</w:t>
+      </w:r>
+      <w:r>
+        <w:rPr>
+          <w:sz w:val="36"/>
+          <w:szCs w:val="36"/>
+        </w:rPr>
+        <w:t xml:space="preserve"> (V+E space complexity) because social networks are typically sparse (most people aren't friends with everyone).</w:t>
+      </w:r>
+    </w:p>
+    <w:p>
+      <w:pPr>
+        <w:numPr>
+          <w:ilvl w:val="2"/>
+          <w:numId w:val="2"/>
+        </w:numPr>
+        <w:rPr>
+          <w:sz w:val="36"/>
+          <w:szCs w:val="36"/>
+        </w:rPr>
+      </w:pPr>
+      <w:r>
+        <w:rPr>
+          <w:b/>
+          <w:bCs/>
+          <w:sz w:val="36"/>
+          <w:szCs w:val="36"/>
+        </w:rPr>
+        <w:t>Hashing:</w:t>
+      </w:r>
+      <w:r>
+        <w:rPr>
+          <w:sz w:val="36"/>
+          <w:szCs w:val="36"/>
+        </w:rPr>
+        <w:t xml:space="preserve"> The User Profile storage uses hashing for O(1) average-case time complexity for profile lookups and updates.</w:t>
+      </w:r>
+    </w:p>
+    <w:p>
+      <w:pPr>
+        <w:rPr>
+          <w:sz w:val="36"/>
+          <w:szCs w:val="36"/>
+        </w:rPr>
+      </w:pPr>
+      <w:r>
+        <w:rPr>
+          <w:sz w:val="36"/>
+          <w:szCs w:val="36"/>
+        </w:rPr>
+        <w:pict w14:anchorId="1132815A">
+          <v:rect id="_x0000_i1025" style="width:0;height:1.5pt" o:hralign="center" o:hrstd="t" o:hr="t" fillcolor="#a0a0a0" stroked="f"/>
+        </w:pict>
+      </w:r>
+    </w:p>
+    <w:p>
+      <w:pPr>
+        <w:rPr>
+          <w:b/>
+          <w:bCs/>
+          <w:sz w:val="36"/>
+          <w:szCs w:val="36"/>
+        </w:rPr>
+      </w:pPr>
+      <w:r>
+        <w:rPr>
+          <w:b/>
+          <w:bCs/>
+          <w:sz w:val="36"/>
+          <w:szCs w:val="36"/>
+        </w:rPr>
+        <w:t>3. Algorithmic Analysis (For the "Advanced" Marks)</w:t>
+      </w:r>
+    </w:p>
+    <w:tbl>
+      <w:tblPr>
+        <w:tblW w:w="9049" w:type="dxa"/>
+        <w:tblCellSpacing w:w="15" w:type="dxa"/>
+        <w:tblCellMar>
+          <w:top w:w="15" w:type="dxa"/>
+          <w:left w:w="15" w:type="dxa"/>
+          <w:bottom w:w="15" w:type="dxa"/>
+          <w:right w:w="15" w:type="dxa"/>
+        </w:tblCellMar>
+        <w:tblLook w:val="04A0" w:firstRow="1" w:lastRow="0" w:firstColumn="1" w:lastColumn="0" w:noHBand="0" w:noVBand="1"/>
+      </w:tblPr>
+      <w:tblGrid>
+        <w:gridCol w:w="3080"/>
+        <w:gridCol w:w="1916"/>
+        <w:gridCol w:w="1789"/>
+        <w:gridCol w:w="2264"/>
+      </w:tblGrid>
+      <w:tr>
+        <w:trPr>
+          <w:tblHeader/>
+          <w:tblCellSpacing w:w="15" w:type="dxa"/>
+        </w:trPr>
+        <w:tc>
+          <w:tcPr>
+            <w:tcW w:w="3035" w:type="dxa"/>
+            <w:tcBorders>
+              <w:top w:val="single" w:sz="6" w:space="0" w:color="auto"/>
+              <w:left w:val="single" w:sz="6" w:space="0" w:color="auto"/>
+              <w:bottom w:val="single" w:sz="6" w:space="0" w:color="auto"/>
+              <w:right w:val="single" w:sz="6" w:space="0" w:color="auto"/>
+            </w:tcBorders>
+            <w:vAlign w:val="center"/>
+            <w:hideMark/>
+          </w:tcPr>
+          <w:p>
+            <w:pPr>
+              <w:rPr>
+                <w:sz w:val="36"/>
+                <w:szCs w:val="36"/>
+              </w:rPr>
+            </w:pPr>
+            <w:r>
+              <w:rPr>
+                <w:b/>
+                <w:bCs/>
+                <w:sz w:val="36"/>
+                <w:szCs w:val="36"/>
+              </w:rPr>
+              <w:t>Feature</w:t>
+            </w:r>
+          </w:p>
+        </w:tc>
+        <w:tc>
+          <w:tcPr>
+            <w:tcW w:w="1886" w:type="dxa"/>
+            <w:tcBorders>
+              <w:top w:val="single" w:sz="6" w:space="0" w:color="auto"/>
+              <w:left w:val="single" w:sz="6" w:space="0" w:color="auto"/>
+              <w:bottom w:val="single" w:sz="6" w:space="0" w:color="auto"/>
+              <w:right w:val="single" w:sz="6" w:space="0" w:color="auto"/>
+            </w:tcBorders>
+            <w:vAlign w:val="center"/>
+            <w:hideMark/>
+          </w:tcPr>
+          <w:p>
+            <w:pPr>
+              <w:rPr>
+                <w:sz w:val="36"/>
+                <w:szCs w:val="36"/>
+              </w:rPr>
+            </w:pPr>
+            <w:r>
+              <w:rPr>
+                <w:b/>
+                <w:bCs/>
+                <w:sz w:val="36"/>
+                <w:szCs w:val="36"/>
+              </w:rPr>
+              <w:t>Data Structure</w:t>
+            </w:r>
+          </w:p>
+        </w:tc>
+        <w:tc>
+          <w:tcPr>
+            <w:tcW w:w="1759" w:type="dxa"/>
+            <w:tcBorders>
+              <w:top w:val="single" w:sz="6" w:space="0" w:color="auto"/>
+              <w:left w:val="single" w:sz="6" w:space="0" w:color="auto"/>
+              <w:bottom w:val="single" w:sz="6" w:space="0" w:color="auto"/>
+              <w:right w:val="single" w:sz="6" w:space="0" w:color="auto"/>
+            </w:tcBorders>
+            <w:vAlign w:val="center"/>
+            <w:hideMark/>
+          </w:tcPr>
+          <w:p>
+            <w:pPr>
+              <w:rPr>
+                <w:sz w:val="36"/>
+                <w:szCs w:val="36"/>
+              </w:rPr>
+            </w:pPr>
+            <w:r>
+              <w:rPr>
+                <w:b/>
+                <w:bCs/>
+                <w:sz w:val="36"/>
+                <w:szCs w:val="36"/>
+              </w:rPr>
+              <w:t>Algorithm</w:t>
+            </w:r>
+          </w:p>
+        </w:tc>
+        <w:tc>
+          <w:tcPr>
+            <w:tcW w:w="2219" w:type="dxa"/>
+            <w:tcBorders>
+              <w:top w:val="single" w:sz="6" w:space="0" w:color="auto"/>
+              <w:left w:val="single" w:sz="6" w:space="0" w:color="auto"/>
+              <w:bottom w:val="single" w:sz="6" w:space="0" w:color="auto"/>
+              <w:right w:val="single" w:sz="6" w:space="0" w:color="auto"/>
+            </w:tcBorders>
+            <w:vAlign w:val="center"/>
+            <w:hideMark/>
+          </w:tcPr>
+          <w:p>
+            <w:pPr>
+              <w:rPr>
+                <w:sz w:val="36"/>
+                <w:szCs w:val="36"/>
+              </w:rPr>
+            </w:pPr>
+            <w:r>
+              <w:rPr>
+                <w:b/>
+                <w:bCs/>
+                <w:sz w:val="36"/>
+                <w:szCs w:val="36"/>
+              </w:rPr>
+              <w:t>Time Complexity</w:t>
+            </w:r>
+          </w:p>
+        </w:tc>
+      </w:tr>
+      <w:tr>
+        <w:trPr>
+          <w:tblCellSpacing w:w="15" w:type="dxa"/>
+        </w:trPr>
+        <w:tc>
+          <w:tcPr>
+            <w:tcW w:w="3035" w:type="dxa"/>
+            <w:tcBorders>
+              <w:top w:val="single" w:sz="6" w:space="0" w:color="auto"/>
+              <w:left w:val="single" w:sz="6" w:space="0" w:color="auto"/>
+              <w:bottom w:val="single" w:sz="6" w:space="0" w:color="auto"/>
+              <w:right w:val="single" w:sz="6" w:space="0" w:color="auto"/>
+            </w:tcBorders>
+            <w:vAlign w:val="center"/>
+            <w:hideMark/>
+          </w:tcPr>
+          <w:p>
+            <w:pPr>
+              <w:rPr>
+                <w:sz w:val="36"/>
+                <w:szCs w:val="36"/>
+              </w:rPr>
+            </w:pPr>
+            <w:r>
+              <w:rPr>
+                <w:sz w:val="36"/>
+                <w:szCs w:val="36"/>
+              </w:rPr>
+              <w:t>Profile Lookup</w:t>
+            </w:r>
+          </w:p>
+        </w:tc>
+        <w:tc>
+          <w:tcPr>
+            <w:tcW w:w="1886" w:type="dxa"/>
+            <w:tcBorders>
+              <w:top w:val="single" w:sz="6" w:space="0" w:color="auto"/>
+              <w:left w:val="single" w:sz="6" w:space="0" w:color="auto"/>
+              <w:bottom w:val="single" w:sz="6" w:space="0" w:color="auto"/>
+              <w:right w:val="single" w:sz="6" w:space="0" w:color="auto"/>
+            </w:tcBorders>
+            <w:vAlign w:val="center"/>
+            <w:hideMark/>
+          </w:tcPr>
+          <w:p>
+            <w:pPr>
+              <w:rPr>
+                <w:sz w:val="36"/>
+                <w:szCs w:val="36"/>
+              </w:rPr>
+            </w:pPr>
+            <w:r>
+              <w:rPr>
+                <w:sz w:val="36"/>
+                <w:szCs w:val="36"/>
+              </w:rPr>
+              <w:t>Hash Table</w:t>
+            </w:r>
+          </w:p>
+        </w:tc>
+        <w:tc>
+          <w:tcPr>
+            <w:tcW w:w="1759" w:type="dxa"/>
+            <w:tcBorders>
+              <w:top w:val="single" w:sz="6" w:space="0" w:color="auto"/>
+              <w:left w:val="single" w:sz="6" w:space="0" w:color="auto"/>
+              <w:bottom w:val="single" w:sz="6" w:space="0" w:color="auto"/>
+              <w:right w:val="single" w:sz="6" w:space="0" w:color="auto"/>
+            </w:tcBorders>
+            <w:vAlign w:val="center"/>
+            <w:hideMark/>
+          </w:tcPr>
+          <w:p>
+            <w:pPr>
+              <w:rPr>
+                <w:sz w:val="36"/>
+                <w:szCs w:val="36"/>
+              </w:rPr>
+            </w:pPr>
+            <w:r>
+              <w:rPr>
+                <w:sz w:val="36"/>
+                <w:szCs w:val="36"/>
+              </w:rPr>
+              <w:t>Hashing</w:t>
+            </w:r>
+          </w:p>
+        </w:tc>
+        <w:tc>
+          <w:tcPr>
+            <w:tcW w:w="2219" w:type="dxa"/>
+            <w:tcBorders>
+              <w:top w:val="single" w:sz="6" w:space="0" w:color="auto"/>
+              <w:left w:val="single" w:sz="6" w:space="0" w:color="auto"/>
+              <w:bottom w:val="single" w:sz="6" w:space="0" w:color="auto"/>
+              <w:right w:val="single" w:sz="6" w:space="0" w:color="auto"/>
+            </w:tcBorders>
+            <w:vAlign w:val="center"/>
+            <w:hideMark/>
+          </w:tcPr>
+          <w:p>
+            <w:pPr>
+              <w:rPr>
+                <w:sz w:val="36"/>
+                <w:szCs w:val="36"/>
+              </w:rPr>
+            </w:pPr>
+            <w:r>
+              <w:rPr>
+                <w:sz w:val="36"/>
+                <w:szCs w:val="36"/>
+              </w:rPr>
+              <w:t>$O(1)$</w:t>
+            </w:r>
+          </w:p>
+        </w:tc>
+      </w:tr>
+      <w:tr>
+        <w:trPr>
+          <w:tblCellSpacing w:w="15" w:type="dxa"/>
+        </w:trPr>
+        <w:tc>
+          <w:tcPr>
+            <w:tcW w:w="3035" w:type="dxa"/>
+            <w:tcBorders>
+              <w:top w:val="single" w:sz="6" w:space="0" w:color="auto"/>
+              <w:left w:val="single" w:sz="6" w:space="0" w:color="auto"/>
+              <w:bottom w:val="single" w:sz="6" w:space="0" w:color="auto"/>
+              <w:right w:val="single" w:sz="6" w:space="0" w:color="auto"/>
+            </w:tcBorders>
+            <w:vAlign w:val="center"/>
+            <w:hideMark/>
+          </w:tcPr>
+          <w:p>
+            <w:pPr>
+              <w:rPr>
+                <w:sz w:val="36"/>
+                <w:szCs w:val="36"/>
+              </w:rPr>
+            </w:pPr>
+            <w:r>
+              <w:rPr>
+                <w:sz w:val="36"/>
+                <w:szCs w:val="36"/>
+              </w:rPr>
+              <w:t>Shortest Path</w:t>
+            </w:r>
+          </w:p>
+        </w:tc>
+        <w:tc>
+          <w:tcPr>
+            <w:tcW w:w="1886" w:type="dxa"/>
+            <w:tcBorders>
+              <w:top w:val="single" w:sz="6" w:space="0" w:color="auto"/>
+              <w:left w:val="single" w:sz="6" w:space="0" w:color="auto"/>
+              <w:bottom w:val="single" w:sz="6" w:space="0" w:color="auto"/>
+              <w:right w:val="single" w:sz="6" w:space="0" w:color="auto"/>
+            </w:tcBorders>
+            <w:vAlign w:val="center"/>
+            <w:hideMark/>
+          </w:tcPr>
+          <w:p>
+            <w:pPr>
+              <w:rPr>
+                <w:sz w:val="36"/>
+                <w:szCs w:val="36"/>
+              </w:rPr>
+            </w:pPr>
+            <w:r>
+              <w:rPr>
+                <w:sz w:val="36"/>
+                <w:szCs w:val="36"/>
+              </w:rPr>
+              <w:t>Graph</w:t>
+            </w:r>
+          </w:p>
+        </w:tc>
+        <w:tc>
+          <w:tcPr>
+            <w:tcW w:w="1759" w:type="dxa"/>
+            <w:tcBorders>
+              <w:top w:val="single" w:sz="6" w:space="0" w:color="auto"/>
+              <w:left w:val="single" w:sz="6" w:space="0" w:color="auto"/>
+              <w:bottom w:val="single" w:sz="6" w:space="0" w:color="auto"/>
+              <w:right w:val="single" w:sz="6" w:space="0" w:color="auto"/>
+            </w:tcBorders>
+            <w:vAlign w:val="center"/>
+            <w:hideMark/>
+          </w:tcPr>
+          <w:p>
+            <w:pPr>
+              <w:rPr>
+                <w:sz w:val="36"/>
+                <w:szCs w:val="36"/>
+              </w:rPr>
+            </w:pPr>
+            <w:r>
+              <w:rPr>
+                <w:sz w:val="36"/>
+                <w:szCs w:val="36"/>
+              </w:rPr>
+              <w:t>BFS</w:t>
+            </w:r>
+          </w:p>
+        </w:tc>
+        <w:tc>
+          <w:tcPr>
+            <w:tcW w:w="2219" w:type="dxa"/>
+            <w:tcBorders>
+              <w:top w:val="single" w:sz="6" w:space="0" w:color="auto"/>
+              <w:left w:val="single" w:sz="6" w:space="0" w:color="auto"/>
+              <w:bottom w:val="single" w:sz="6" w:space="0" w:color="auto"/>
+              <w:right w:val="single" w:sz="6" w:space="0" w:color="auto"/>
+            </w:tcBorders>
+            <w:vAlign w:val="center"/>
+            <w:hideMark/>
+          </w:tcPr>
+          <w:p>
+            <w:pPr>
+              <w:rPr>
+                <w:sz w:val="36"/>
+                <w:szCs w:val="36"/>
+              </w:rPr>
+            </w:pPr>
+            <w:r>
+              <w:rPr>
+                <w:sz w:val="36"/>
+                <w:szCs w:val="36"/>
+              </w:rPr>
+              <w:t>$O(V + E)$</w:t>
+            </w:r>
+          </w:p>
+        </w:tc>
+      </w:tr>
+      <w:tr>
+        <w:trPr>
+          <w:tblCellSpacing w:w="15" w:type="dxa"/>
+        </w:trPr>
+        <w:tc>
+          <w:tcPr>
+            <w:tcW w:w="3035" w:type="dxa"/>
+            <w:tcBorders>
+              <w:top w:val="single" w:sz="6" w:space="0" w:color="auto"/>
+              <w:left w:val="single" w:sz="6" w:space="0" w:color="auto"/>
+              <w:bottom w:val="single" w:sz="6" w:space="0" w:color="auto"/>
+              <w:right w:val="single" w:sz="6" w:space="0" w:color="auto"/>
+            </w:tcBorders>
+            <w:vAlign w:val="center"/>
+            <w:hideMark/>
+          </w:tcPr>
+          <w:p>
+            <w:pPr>
+              <w:rPr>
+                <w:sz w:val="36"/>
+                <w:szCs w:val="36"/>
+              </w:rPr>
+            </w:pPr>
+            <w:r>
+              <w:rPr>
+                <w:sz w:val="36"/>
+                <w:szCs w:val="36"/>
+              </w:rPr>
+              <w:t>Circle Discovery</w:t>
+            </w:r>
+          </w:p>
+        </w:tc>
+        <w:tc>
+          <w:tcPr>
+            <w:tcW w:w="1886" w:type="dxa"/>
+            <w:tcBorders>
+              <w:top w:val="single" w:sz="6" w:space="0" w:color="auto"/>
+              <w:left w:val="single" w:sz="6" w:space="0" w:color="auto"/>
+              <w:bottom w:val="single" w:sz="6" w:space="0" w:color="auto"/>
+              <w:right w:val="single" w:sz="6" w:space="0" w:color="auto"/>
+            </w:tcBorders>
+            <w:vAlign w:val="center"/>
+            <w:hideMark/>
+          </w:tcPr>
+          <w:p>
+            <w:pPr>
+              <w:rPr>
+                <w:sz w:val="36"/>
+                <w:szCs w:val="36"/>
+              </w:rPr>
+            </w:pPr>
+            <w:r>
+              <w:rPr>
+                <w:sz w:val="36"/>
+                <w:szCs w:val="36"/>
+              </w:rPr>
+              <w:t>Graph</w:t>
+            </w:r>
+          </w:p>
+        </w:tc>
+        <w:tc>
+          <w:tcPr>
+            <w:tcW w:w="1759" w:type="dxa"/>
+            <w:tcBorders>
+              <w:top w:val="single" w:sz="6" w:space="0" w:color="auto"/>
+              <w:left w:val="single" w:sz="6" w:space="0" w:color="auto"/>
+              <w:bottom w:val="single" w:sz="6" w:space="0" w:color="auto"/>
+              <w:right w:val="single" w:sz="6" w:space="0" w:color="auto"/>
+            </w:tcBorders>
+            <w:vAlign w:val="center"/>
+            <w:hideMark/>
+          </w:tcPr>
+          <w:p>
+            <w:pPr>
+              <w:rPr>
+                <w:sz w:val="36"/>
+                <w:szCs w:val="36"/>
+              </w:rPr>
+            </w:pPr>
+            <w:r>
+              <w:rPr>
+                <w:sz w:val="36"/>
+                <w:szCs w:val="36"/>
+              </w:rPr>
+              <w:t>Limited DFS</w:t>
+            </w:r>
+          </w:p>
+        </w:tc>
+        <w:tc>
+          <w:tcPr>
+            <w:tcW w:w="2219" w:type="dxa"/>
+            <w:tcBorders>
+              <w:top w:val="single" w:sz="6" w:space="0" w:color="auto"/>
+              <w:left w:val="single" w:sz="6" w:space="0" w:color="auto"/>
+              <w:bottom w:val="single" w:sz="6" w:space="0" w:color="auto"/>
+              <w:right w:val="single" w:sz="6" w:space="0" w:color="auto"/>
+            </w:tcBorders>
+            <w:vAlign w:val="center"/>
+            <w:hideMark/>
+          </w:tcPr>
+          <w:p>
+            <w:pPr>
+              <w:rPr>
+                <w:sz w:val="36"/>
+                <w:szCs w:val="36"/>
+              </w:rPr>
+            </w:pPr>
+            <w:r>
+              <w:rPr>
+                <w:sz w:val="36"/>
+                <w:szCs w:val="36"/>
+              </w:rPr>
+              <w:t>$O(V + E)$</w:t>
+            </w:r>
+          </w:p>
+        </w:tc>
+      </w:tr>
+      <w:tr>
+        <w:trPr>
+          <w:tblCellSpacing w:w="15" w:type="dxa"/>
+        </w:trPr>
+        <w:tc>
+          <w:tcPr>
+            <w:tcW w:w="3035" w:type="dxa"/>
+            <w:tcBorders>
+              <w:top w:val="single" w:sz="6" w:space="0" w:color="auto"/>
+              <w:left w:val="single" w:sz="6" w:space="0" w:color="auto"/>
+              <w:bottom w:val="single" w:sz="6" w:space="0" w:color="auto"/>
+              <w:right w:val="single" w:sz="6" w:space="0" w:color="auto"/>
+            </w:tcBorders>
+            <w:vAlign w:val="center"/>
+            <w:hideMark/>
+          </w:tcPr>
+          <w:p>
+            <w:pPr>
+              <w:rPr>
+                <w:sz w:val="36"/>
+                <w:szCs w:val="36"/>
+              </w:rPr>
+            </w:pPr>
+            <w:r>
+              <w:rPr>
+                <w:sz w:val="36"/>
+                <w:szCs w:val="36"/>
+              </w:rPr>
+              <w:lastRenderedPageBreak/>
+              <w:t>Recommendations</w:t>
+            </w:r>
+          </w:p>
+        </w:tc>
+        <w:tc>
+          <w:tcPr>
+            <w:tcW w:w="1886" w:type="dxa"/>
+            <w:tcBorders>
+              <w:top w:val="single" w:sz="6" w:space="0" w:color="auto"/>
+              <w:left w:val="single" w:sz="6" w:space="0" w:color="auto"/>
+              <w:bottom w:val="single" w:sz="6" w:space="0" w:color="auto"/>
+              <w:right w:val="single" w:sz="6" w:space="0" w:color="auto"/>
+            </w:tcBorders>
+            <w:vAlign w:val="center"/>
+            <w:hideMark/>
+          </w:tcPr>
+          <w:p>
+            <w:pPr>
+              <w:rPr>
+                <w:sz w:val="36"/>
+                <w:szCs w:val="36"/>
+              </w:rPr>
+            </w:pPr>
+            <w:r>
+              <w:rPr>
+                <w:sz w:val="36"/>
+                <w:szCs w:val="36"/>
+              </w:rPr>
+              <w:t>Array</w:t>
+            </w:r>
+          </w:p>
+        </w:tc>
+        <w:tc>
+          <w:tcPr>
+            <w:tcW w:w="1759" w:type="dxa"/>
+            <w:tcBorders>
+              <w:top w:val="single" w:sz="6" w:space="0" w:color="auto"/>
+              <w:left w:val="single" w:sz="6" w:space="0" w:color="auto"/>
+              <w:bottom w:val="single" w:sz="6" w:space="0" w:color="auto"/>
+              <w:right w:val="single" w:sz="6" w:space="0" w:color="auto"/>
+            </w:tcBorders>
+            <w:vAlign w:val="center"/>
+            <w:hideMark/>
+          </w:tcPr>
+          <w:p>
+            <w:pPr>
+              <w:rPr>
+                <w:sz w:val="36"/>
+                <w:szCs w:val="36"/>
+              </w:rPr>
+            </w:pPr>
+            <w:r>
+              <w:rPr>
+                <w:sz w:val="36"/>
+                <w:szCs w:val="36"/>
+              </w:rPr>
+              <w:t>Merge Sort</w:t>
+            </w:r>
+          </w:p>
+        </w:tc>
+        <w:tc>
+          <w:tcPr>
+            <w:tcW w:w="2219" w:type="dxa"/>
+            <w:tcBorders>
+              <w:top w:val="single" w:sz="6" w:space="0" w:color="auto"/>
+              <w:left w:val="single" w:sz="6" w:space="0" w:color="auto"/>
+              <w:bottom w:val="single" w:sz="6" w:space="0" w:color="auto"/>
+              <w:right w:val="single" w:sz="6" w:space="0" w:color="auto"/>
+            </w:tcBorders>
+            <w:vAlign w:val="center"/>
+            <w:hideMark/>
+          </w:tcPr>
+          <w:p>
+            <w:pPr>
+              <w:rPr>
+                <w:sz w:val="36"/>
+                <w:szCs w:val="36"/>
+              </w:rPr>
+            </w:pPr>
+            <w:r>
+              <w:rPr>
+                <w:sz w:val="36"/>
+                <w:szCs w:val="36"/>
+              </w:rPr>
+              <w:t>O(n \log n)</w:t>
+            </w:r>
+          </w:p>
+        </w:tc>
+      </w:tr>
+    </w:tbl>
+    <w:p>
+      <w:pPr>
+        <w:rPr>
+          <w:sz w:val="36"/>
+          <w:szCs w:val="36"/>
+        </w:rPr>
+      </w:pPr>
+      <w:r>
+        <w:rPr>
+          <w:sz w:val="36"/>
+          <w:szCs w:val="36"/>
+        </w:rPr>
+        <w:pict w14:anchorId="59991929">
+          <v:rect id="_x0000_i1026" style="width:0;height:1.5pt" o:hralign="center" o:hrstd="t" o:hr="t" fillcolor="#a0a0a0" stroked="f"/>
+        </w:pict>
+      </w:r>
+    </w:p>
+    <w:p>
+      <w:pPr>
+        <w:rPr>
+          <w:b/>
+          <w:bCs/>
+          <w:sz w:val="36"/>
+          <w:szCs w:val="36"/>
+        </w:rPr>
+      </w:pPr>
+      <w:r>
+        <w:rPr>
+          <w:b/>
+          <w:bCs/>
+          <w:sz w:val="36"/>
+          <w:szCs w:val="36"/>
+        </w:rPr>
+        <w:t>4. Technical Content for the "Demo Mode"</w:t>
+      </w:r>
+    </w:p>
+    <w:p>
+      <w:pPr>
+        <w:rPr>
+          <w:sz w:val="36"/>
+          <w:szCs w:val="36"/>
+        </w:rPr>
+      </w:pPr>
+      <w:r>
+        <w:rPr>
+          <w:sz w:val="36"/>
+          <w:szCs w:val="36"/>
+        </w:rPr>
+        <w:t>My</w:t>
+      </w:r>
+      <w:r>
+        <w:rPr>
+          <w:sz w:val="36"/>
+          <w:szCs w:val="36"/>
+        </w:rPr>
+        <w:t xml:space="preserve"> main.py includes a demo_mode. Describe it as a </w:t>
+      </w:r>
+      <w:r>
+        <w:rPr>
+          <w:b/>
+          <w:bCs/>
+          <w:sz w:val="36"/>
+          <w:szCs w:val="36"/>
+        </w:rPr>
+        <w:t>"System Validation Suite."</w:t>
+      </w:r>
+    </w:p>
+    <w:p>
+      <w:pPr>
+        <w:numPr>
+          <w:ilvl w:val="0"/>
+          <w:numId w:val="3"/>
+        </w:numPr>
+        <w:rPr>
+          <w:sz w:val="36"/>
+          <w:szCs w:val="36"/>
+        </w:rPr>
+      </w:pPr>
+      <w:r>
+        <w:rPr>
+          <w:b/>
+          <w:bCs/>
+          <w:sz w:val="36"/>
+          <w:szCs w:val="36"/>
+        </w:rPr>
+        <w:t>Scenario:</w:t>
+      </w:r>
+      <w:r>
+        <w:rPr>
+          <w:sz w:val="36"/>
+          <w:szCs w:val="36"/>
+        </w:rPr>
+        <w:t xml:space="preserve"> The system loads 5 users (A</w:t>
+      </w:r>
+      <w:r>
+        <w:rPr>
+          <w:sz w:val="36"/>
+          <w:szCs w:val="36"/>
+        </w:rPr>
+        <w:t>jit,Adhi,Abhi</w:t>
+      </w:r>
+      <w:r>
+        <w:rPr>
+          <w:sz w:val="36"/>
+          <w:szCs w:val="36"/>
+        </w:rPr>
+        <w:t>).</w:t>
+      </w:r>
+    </w:p>
+    <w:p>
+      <w:pPr>
+        <w:numPr>
+          <w:ilvl w:val="0"/>
+          <w:numId w:val="3"/>
+        </w:numPr>
+        <w:rPr>
+          <w:sz w:val="36"/>
+          <w:szCs w:val="36"/>
+        </w:rPr>
+      </w:pPr>
+      <w:r>
+        <w:rPr>
+          <w:b/>
+          <w:bCs/>
+          <w:sz w:val="36"/>
+          <w:szCs w:val="36"/>
+        </w:rPr>
+        <w:t>Edge Case Handling:</w:t>
+      </w:r>
+      <w:r>
+        <w:rPr>
+          <w:sz w:val="36"/>
+          <w:szCs w:val="36"/>
+        </w:rPr>
+        <w:t xml:space="preserve"> The code prevents adding duplicate user IDs and ensures friendships are bidirectional (if A</w:t>
+      </w:r>
+      <w:r>
+        <w:rPr>
+          <w:sz w:val="36"/>
+          <w:szCs w:val="36"/>
+        </w:rPr>
+        <w:t>jit</w:t>
+      </w:r>
+      <w:r>
+        <w:rPr>
+          <w:sz w:val="36"/>
+          <w:szCs w:val="36"/>
+        </w:rPr>
+        <w:t xml:space="preserve">esh </w:t>
+      </w:r>
+      <w:r>
+        <w:rPr>
+          <w:sz w:val="36"/>
+          <w:szCs w:val="36"/>
+        </w:rPr>
+        <w:t xml:space="preserve">is </w:t>
+      </w:r>
+      <w:r>
+        <w:rPr>
+          <w:sz w:val="36"/>
+          <w:szCs w:val="36"/>
+        </w:rPr>
+        <w:t xml:space="preserve"> brother</w:t>
+      </w:r>
+      <w:r>
+        <w:rPr>
+          <w:sz w:val="36"/>
+          <w:szCs w:val="36"/>
+        </w:rPr>
+        <w:t xml:space="preserve"> </w:t>
+      </w:r>
+      <w:r>
+        <w:rPr>
+          <w:sz w:val="36"/>
+          <w:szCs w:val="36"/>
+        </w:rPr>
+        <w:t>of Abhi</w:t>
+      </w:r>
+      <w:r>
+        <w:rPr>
+          <w:sz w:val="36"/>
+          <w:szCs w:val="36"/>
+        </w:rPr>
+        <w:t xml:space="preserve">, </w:t>
+      </w:r>
+      <w:r>
+        <w:rPr>
+          <w:sz w:val="36"/>
+          <w:szCs w:val="36"/>
+        </w:rPr>
+        <w:t>Abhi</w:t>
+      </w:r>
+      <w:r>
+        <w:rPr>
+          <w:sz w:val="36"/>
+          <w:szCs w:val="36"/>
+        </w:rPr>
+        <w:t xml:space="preserve"> is automatically </w:t>
+      </w:r>
+      <w:r>
+        <w:rPr>
+          <w:sz w:val="36"/>
+          <w:szCs w:val="36"/>
+        </w:rPr>
+        <w:t xml:space="preserve"> brother</w:t>
+      </w:r>
+      <w:r>
+        <w:rPr>
+          <w:sz w:val="36"/>
+          <w:szCs w:val="36"/>
+        </w:rPr>
+        <w:t xml:space="preserve"> </w:t>
+      </w:r>
+      <w:r>
+        <w:rPr>
+          <w:sz w:val="36"/>
+          <w:szCs w:val="36"/>
+        </w:rPr>
+        <w:t>of Ajitesh</w:t>
+      </w:r>
+      <w:r>
+        <w:rPr>
+          <w:sz w:val="36"/>
+          <w:szCs w:val="36"/>
+        </w:rPr>
+        <w:t>).</w:t>
+      </w:r>
+    </w:p>
+    <w:p>
+      <w:pPr>
+        <w:rPr>
+          <w:sz w:val="36"/>
+          <w:szCs w:val="36"/>
+        </w:rPr>
+      </w:pPr>
+    </w:p>
+    <w:p>
+      <w:pPr>
+        <w:rPr>
+          <w:sz w:val="36"/>
+          <w:szCs w:val="36"/>
+        </w:rPr>
+      </w:pPr>
+    </w:p>
+    <w:p>
+      <w:pPr>
+        <w:rPr>
+          <w:sz w:val="36"/>
+          <w:szCs w:val="36"/>
+        </w:rPr>
+      </w:pPr>
+      <w:r>
+        <w:rPr>
+          <w:sz w:val="36"/>
+          <w:szCs w:val="36"/>
+        </w:rPr>
+        <w:t>5</w:t>
+      </w:r>
+      <w:r>
+        <w:rPr>
+          <w:sz w:val="36"/>
+          <w:szCs w:val="36"/>
+        </w:rPr>
+        <w:t>. Bonus: Proximity Search If user profiles included geographic coordinates (Latitude/Longitude), the best structure for proximity search would be a K-D Tree (K-Dimensional Tree). Unlike a linear search which is O(N), a K-D Tree partitions the search space into regions, allowing the system to ignore users in distant geographic branches, achieving a search complexity of O(log N).</w:t>
+      </w:r>
+    </w:p>
+    <w:p>
+      <w:pPr>
+        <w:rPr>
+          <w:sz w:val="36"/>
+          <w:szCs w:val="36"/>
+        </w:rPr>
+      </w:pPr>
+      <w:r>
+        <w:rPr>
+          <w:sz w:val="36"/>
+          <w:szCs w:val="36"/>
+        </w:rPr>
+        <w:pict w14:anchorId="61670DF6">
+          <v:rect id="_x0000_i1027" style="width:0;height:1.5pt" o:hralign="center" o:hrstd="t" o:hr="t" fillcolor="#a0a0a0" stroked="f"/>
+        </w:pict>
+      </w:r>
+    </w:p>
+    <w:p>
+      <w:pPr>
+        <w:rPr>
+          <w:b/>
+          <w:bCs/>
+          <w:sz w:val="36"/>
+          <w:szCs w:val="36"/>
+        </w:rPr>
+      </w:pPr>
+      <w:r>
+        <w:rPr>
+          <w:b/>
+          <w:bCs/>
+          <w:sz w:val="36"/>
+          <w:szCs w:val="36"/>
+        </w:rPr>
+        <w:t>6</w:t>
+      </w:r>
+      <w:r>
+        <w:rPr>
+          <w:b/>
+          <w:bCs/>
+          <w:sz w:val="36"/>
+          <w:szCs w:val="36"/>
+        </w:rPr>
+        <w:t>. References</w:t>
+      </w:r>
+    </w:p>
+    <w:p>
+      <w:pPr>
+        <w:rPr>
+          <w:sz w:val="36"/>
+          <w:szCs w:val="36"/>
+        </w:rPr>
+      </w:pPr>
+      <w:r>
+        <w:rPr>
+          <w:sz w:val="36"/>
+          <w:szCs w:val="36"/>
+        </w:rPr>
+        <w:t>A high-scoring project always cites academic and industry standards. Include these in your final page:</w:t>
+      </w:r>
+    </w:p>
+    <w:p>
+      <w:pPr>
+        <w:numPr>
+          <w:ilvl w:val="0"/>
+          <w:numId w:val="4"/>
+        </w:numPr>
+        <w:rPr>
+          <w:sz w:val="36"/>
+          <w:szCs w:val="36"/>
+        </w:rPr>
+      </w:pPr>
+      <w:r>
+        <w:rPr>
+          <w:b/>
+          <w:bCs/>
+          <w:sz w:val="36"/>
+          <w:szCs w:val="36"/>
+        </w:rPr>
+        <w:lastRenderedPageBreak/>
+        <w:t>Cormen, T. H., Leiserson, C. E., Rivest, R. L., &amp; Stein, C. (2022).</w:t>
+      </w:r>
+      <w:r>
+        <w:rPr>
+          <w:sz w:val="36"/>
+          <w:szCs w:val="36"/>
+        </w:rPr>
+        <w:t xml:space="preserve"> </w:t>
+      </w:r>
+      <w:r>
+        <w:rPr>
+          <w:i/>
+          <w:iCs/>
+          <w:sz w:val="36"/>
+          <w:szCs w:val="36"/>
+        </w:rPr>
+        <w:t>Introduction to Algorithms (4th ed.).</w:t>
+      </w:r>
+      <w:r>
+        <w:rPr>
+          <w:sz w:val="36"/>
+          <w:szCs w:val="36"/>
+        </w:rPr>
+        <w:t xml:space="preserve"> MIT Press. (Referenced for Merge Sort and BFS/DFS logic).</w:t>
+      </w:r>
+    </w:p>
+    <w:p>
+      <w:pPr>
+        <w:numPr>
+          <w:ilvl w:val="0"/>
+          <w:numId w:val="4"/>
+        </w:numPr>
+        <w:rPr>
+          <w:sz w:val="36"/>
+          <w:szCs w:val="36"/>
+        </w:rPr>
+      </w:pPr>
+      <w:r>
+        <w:rPr>
+          <w:b/>
+          <w:bCs/>
+          <w:sz w:val="36"/>
+          <w:szCs w:val="36"/>
+        </w:rPr>
+        <w:t>Python Software Foundation.</w:t>
+      </w:r>
+      <w:r>
+        <w:rPr>
+          <w:sz w:val="36"/>
+          <w:szCs w:val="36"/>
+        </w:rPr>
+        <w:t xml:space="preserve"> </w:t>
+      </w:r>
+      <w:r>
+        <w:rPr>
+          <w:i/>
+          <w:iCs/>
+          <w:sz w:val="36"/>
+          <w:szCs w:val="36"/>
+        </w:rPr>
+        <w:t>Python 3.x Documentation: collections.deque.</w:t>
+      </w:r>
+      <w:r>
+        <w:rPr>
+          <w:sz w:val="36"/>
+          <w:szCs w:val="36"/>
+        </w:rPr>
+        <w:t xml:space="preserve"> Available at: </w:t>
+      </w:r>
+      <w:hyperlink r:id="rId8" w:tgtFrame="_blank" w:history="1">
+        <w:r>
+          <w:rPr>
+            <w:rStyle w:val="Hyperlink"/>
+            <w:sz w:val="36"/>
+            <w:szCs w:val="36"/>
+          </w:rPr>
+          <w:t>https://docs.python.org/3/library/collections.html#collections.deque</w:t>
+        </w:r>
+      </w:hyperlink>
+    </w:p>
+    <w:p>
+      <w:pPr>
+        <w:numPr>
+          <w:ilvl w:val="0"/>
+          <w:numId w:val="4"/>
+        </w:numPr>
+        <w:rPr>
+          <w:sz w:val="36"/>
+          <w:szCs w:val="36"/>
+        </w:rPr>
+      </w:pPr>
+      <w:r>
+        <w:rPr>
+          <w:b/>
+          <w:bCs/>
+          <w:sz w:val="36"/>
+          <w:szCs w:val="36"/>
+        </w:rPr>
+        <w:t>Sedgewick, R., &amp; Wayne, K. (2011).</w:t>
+      </w:r>
+      <w:r>
+        <w:rPr>
+          <w:sz w:val="36"/>
+          <w:szCs w:val="36"/>
+        </w:rPr>
+        <w:t xml:space="preserve"> </w:t>
+      </w:r>
+      <w:r>
+        <w:rPr>
+          <w:i/>
+          <w:iCs/>
+          <w:sz w:val="36"/>
+          <w:szCs w:val="36"/>
+        </w:rPr>
+        <w:t>Algorithms.</w:t>
+      </w:r>
+      <w:r>
+        <w:rPr>
+          <w:sz w:val="36"/>
+          <w:szCs w:val="36"/>
+        </w:rPr>
+        <w:t xml:space="preserve"> Addison-Wesley Professional. (Referenced for Graph theory and Adjacency List implementations).</w:t>
+      </w:r>
+    </w:p>
+    <w:p>
+      <w:pPr>
+        <w:numPr>
+          <w:ilvl w:val="0"/>
+          <w:numId w:val="4"/>
+        </w:numPr>
+        <w:rPr>
+          <w:sz w:val="36"/>
+          <w:szCs w:val="36"/>
+        </w:rPr>
+      </w:pPr>
+      <w:r>
+        <w:rPr>
+          <w:b/>
+          <w:bCs/>
+          <w:sz w:val="36"/>
+          <w:szCs w:val="36"/>
+        </w:rPr>
+        <w:t>Assignment Specification:</w:t>
+      </w:r>
+      <w:r>
+        <w:rPr>
+          <w:sz w:val="36"/>
+          <w:szCs w:val="36"/>
+        </w:rPr>
+        <w:t xml:space="preserve"> ETCCDS202 Capstone Guidelines, School of Engineering &amp; Technology.</w:t>
+      </w:r>
+    </w:p>
+    <w:p>
+      <w:pPr>
+        <w:rPr>
+          <w:sz w:val="36"/>
+          <w:szCs w:val="36"/>
         </w:rPr>
       </w:pPr>
     </w:p>
     <w:sectPr>
+      <w:headerReference w:type="even" r:id="rId9"/>
+      <w:headerReference w:type="default" r:id="rId10"/>
+      <w:footerReference w:type="even" r:id="rId11"/>
+      <w:footerReference w:type="default" r:id="rId12"/>
+      <w:headerReference w:type="first" r:id="rId13"/>
+      <w:footerReference w:type="first" r:id="rId14"/>
       <w:pgSz w:w="11906" w:h="16838"/>
       <w:pgMar w:top="1440" w:right="1440" w:bottom="1440" w:left="1440" w:header="708" w:footer="708" w:gutter="0"/>
       <w:cols w:space="708"/>
@@ -500,8 +2419,651 @@
 </w:document>
 </file>
 
+<file path=word/endnotes.xml><?xml version="1.0" encoding="utf-8"?>
+<w:endnotes xmlns:wpc="http://schemas.microsoft.com/office/word/2010/wordprocessingCanvas" xmlns:cx="http://schemas.microsoft.com/office/drawing/2014/chartex" xmlns:cx1="http://schemas.microsoft.com/office/drawing/2015/9/8/chartex" xmlns:cx2="http://schemas.microsoft.com/office/drawing/2015/10/21/chartex" xmlns:cx3="http://schemas.microsoft.com/office/drawing/2016/5/9/chartex" xmlns:cx4="http://schemas.microsoft.com/office/drawing/2016/5/10/chartex" xmlns:cx5="http://schemas.microsoft.com/office/drawing/2016/5/11/chartex" xmlns:cx6="http://schemas.microsoft.com/office/drawing/2016/5/12/chartex" xmlns:cx7="http://schemas.microsoft.com/office/drawing/2016/5/13/chartex" xmlns:cx8="http://schemas.microsoft.com/office/drawing/2016/5/14/chartex" xmlns:mc="http://schemas.openxmlformats.org/markup-compatibility/2006" xmlns:aink="http://schemas.microsoft.com/office/drawing/2016/ink" xmlns:am3d="http://schemas.microsoft.com/office/drawing/2017/model3d" xmlns:o="urn:schemas-microsoft-com:office:office" xmlns:oel="http://schemas.microsoft.com/office/2019/extlst" xmlns:r="http://schemas.openxmlformats.org/officeDocument/2006/relationships" xmlns:m="http://schemas.openxmlformats.org/officeDocument/2006/math" xmlns:v="urn:schemas-microsoft-com:vml" xmlns:wp14="http://schemas.microsoft.com/office/word/2010/wordprocessingDrawing" xmlns:wp="http://schemas.openxmlformats.org/drawingml/2006/wordprocessingDrawing" xmlns:w10="urn:schemas-microsoft-com:office:word" xmlns:w="http://schemas.openxmlformats.org/wordprocessingml/2006/main" xmlns:w14="http://schemas.microsoft.com/office/word/2010/wordml" xmlns:w15="http://schemas.microsoft.com/office/word/2012/wordml" xmlns:w16cex="http://schemas.microsoft.com/office/word/2018/wordml/cex" xmlns:w16cid="http://schemas.microsoft.com/office/word/2016/wordml/cid" xmlns:w16="http://schemas.microsoft.com/office/word/2018/wordml" xmlns:w16du="http://schemas.microsoft.com/office/word/2023/wordml/word16du" xmlns:w16sdtdh="http://schemas.microsoft.com/office/word/2020/wordml/sdtdatahash" xmlns:w16sdtfl="http://schemas.microsoft.com/office/word/2024/wordml/sdtformatlock" xmlns:w16se="http://schemas.microsoft.com/office/word/2015/wordml/symex" xmlns:wpg="http://schemas.microsoft.com/office/word/2010/wordprocessingGroup" xmlns:wpi="http://schemas.microsoft.com/office/word/2010/wordprocessingInk" xmlns:wne="http://schemas.microsoft.com/office/word/2006/wordml" xmlns:wps="http://schemas.microsoft.com/office/word/2010/wordprocessingShape" mc:Ignorable="w14 w15 w16se w16cid w16 w16cex w16sdtdh w16sdtfl w16du wp14">
+  <w:endnote w:type="separator" w:id="-1">
+    <w:p>
+      <w:pPr>
+        <w:spacing w:after="0" w:line="240" w:lineRule="auto"/>
+      </w:pPr>
+      <w:r>
+        <w:separator/>
+      </w:r>
+    </w:p>
+  </w:endnote>
+  <w:endnote w:type="continuationSeparator" w:id="0">
+    <w:p>
+      <w:pPr>
+        <w:spacing w:after="0" w:line="240" w:lineRule="auto"/>
+      </w:pPr>
+      <w:r>
+        <w:continuationSeparator/>
+      </w:r>
+    </w:p>
+  </w:endnote>
+</w:endnotes>
+</file>
+
+<file path=word/footer1.xml><?xml version="1.0" encoding="utf-8"?>
+<w:ftr xmlns:wpc="http://schemas.microsoft.com/office/word/2010/wordprocessingCanvas" xmlns:cx="http://schemas.microsoft.com/office/drawing/2014/chartex" xmlns:cx1="http://schemas.microsoft.com/office/drawing/2015/9/8/chartex" xmlns:cx2="http://schemas.microsoft.com/office/drawing/2015/10/21/chartex" xmlns:cx3="http://schemas.microsoft.com/office/drawing/2016/5/9/chartex" xmlns:cx4="http://schemas.microsoft.com/office/drawing/2016/5/10/chartex" xmlns:cx5="http://schemas.microsoft.com/office/drawing/2016/5/11/chartex" xmlns:cx6="http://schemas.microsoft.com/office/drawing/2016/5/12/chartex" xmlns:cx7="http://schemas.microsoft.com/office/drawing/2016/5/13/chartex" xmlns:cx8="http://schemas.microsoft.com/office/drawing/2016/5/14/chartex" xmlns:mc="http://schemas.openxmlformats.org/markup-compatibility/2006" xmlns:aink="http://schemas.microsoft.com/office/drawing/2016/ink" xmlns:am3d="http://schemas.microsoft.com/office/drawing/2017/model3d" xmlns:o="urn:schemas-microsoft-com:office:office" xmlns:oel="http://schemas.microsoft.com/office/2019/extlst" xmlns:r="http://schemas.openxmlformats.org/officeDocument/2006/relationships" xmlns:m="http://schemas.openxmlformats.org/officeDocument/2006/math" xmlns:v="urn:schemas-microsoft-com:vml" xmlns:wp14="http://schemas.microsoft.com/office/word/2010/wordprocessingDrawing" xmlns:wp="http://schemas.openxmlformats.org/drawingml/2006/wordprocessingDrawing" xmlns:w10="urn:schemas-microsoft-com:office:word" xmlns:w="http://schemas.openxmlformats.org/wordprocessingml/2006/main" xmlns:w14="http://schemas.microsoft.com/office/word/2010/wordml" xmlns:w15="http://schemas.microsoft.com/office/word/2012/wordml" xmlns:w16cex="http://schemas.microsoft.com/office/word/2018/wordml/cex" xmlns:w16cid="http://schemas.microsoft.com/office/word/2016/wordml/cid" xmlns:w16="http://schemas.microsoft.com/office/word/2018/wordml" xmlns:w16du="http://schemas.microsoft.com/office/word/2023/wordml/word16du" xmlns:w16sdtdh="http://schemas.microsoft.com/office/word/2020/wordml/sdtdatahash" xmlns:w16sdtfl="http://schemas.microsoft.com/office/word/2024/wordml/sdtformatlock" xmlns:w16se="http://schemas.microsoft.com/office/word/2015/wordml/symex" xmlns:wpg="http://schemas.microsoft.com/office/word/2010/wordprocessingGroup" xmlns:wpi="http://schemas.microsoft.com/office/word/2010/wordprocessingInk" xmlns:wne="http://schemas.microsoft.com/office/word/2006/wordml" xmlns:wps="http://schemas.microsoft.com/office/word/2010/wordprocessingShape" mc:Ignorable="w14 w15 w16se w16cid w16 w16cex w16sdtdh w16sdtfl w16du wp14">
+  <w:p>
+    <w:pPr>
+      <w:pStyle w:val="Footer"/>
+    </w:pPr>
+  </w:p>
+</w:ftr>
+</file>
+
+<file path=word/footer2.xml><?xml version="1.0" encoding="utf-8"?>
+<w:ftr xmlns:wpc="http://schemas.microsoft.com/office/word/2010/wordprocessingCanvas" xmlns:cx="http://schemas.microsoft.com/office/drawing/2014/chartex" xmlns:cx1="http://schemas.microsoft.com/office/drawing/2015/9/8/chartex" xmlns:cx2="http://schemas.microsoft.com/office/drawing/2015/10/21/chartex" xmlns:cx3="http://schemas.microsoft.com/office/drawing/2016/5/9/chartex" xmlns:cx4="http://schemas.microsoft.com/office/drawing/2016/5/10/chartex" xmlns:cx5="http://schemas.microsoft.com/office/drawing/2016/5/11/chartex" xmlns:cx6="http://schemas.microsoft.com/office/drawing/2016/5/12/chartex" xmlns:cx7="http://schemas.microsoft.com/office/drawing/2016/5/13/chartex" xmlns:cx8="http://schemas.microsoft.com/office/drawing/2016/5/14/chartex" xmlns:mc="http://schemas.openxmlformats.org/markup-compatibility/2006" xmlns:aink="http://schemas.microsoft.com/office/drawing/2016/ink" xmlns:am3d="http://schemas.microsoft.com/office/drawing/2017/model3d" xmlns:o="urn:schemas-microsoft-com:office:office" xmlns:oel="http://schemas.microsoft.com/office/2019/extlst" xmlns:r="http://schemas.openxmlformats.org/officeDocument/2006/relationships" xmlns:m="http://schemas.openxmlformats.org/officeDocument/2006/math" xmlns:v="urn:schemas-microsoft-com:vml" xmlns:wp14="http://schemas.microsoft.com/office/word/2010/wordprocessingDrawing" xmlns:wp="http://schemas.openxmlformats.org/drawingml/2006/wordprocessingDrawing" xmlns:w10="urn:schemas-microsoft-com:office:word" xmlns:w="http://schemas.openxmlformats.org/wordprocessingml/2006/main" xmlns:w14="http://schemas.microsoft.com/office/word/2010/wordml" xmlns:w15="http://schemas.microsoft.com/office/word/2012/wordml" xmlns:w16cex="http://schemas.microsoft.com/office/word/2018/wordml/cex" xmlns:w16cid="http://schemas.microsoft.com/office/word/2016/wordml/cid" xmlns:w16="http://schemas.microsoft.com/office/word/2018/wordml" xmlns:w16du="http://schemas.microsoft.com/office/word/2023/wordml/word16du" xmlns:w16sdtdh="http://schemas.microsoft.com/office/word/2020/wordml/sdtdatahash" xmlns:w16sdtfl="http://schemas.microsoft.com/office/word/2024/wordml/sdtformatlock" xmlns:w16se="http://schemas.microsoft.com/office/word/2015/wordml/symex" xmlns:wpg="http://schemas.microsoft.com/office/word/2010/wordprocessingGroup" xmlns:wpi="http://schemas.microsoft.com/office/word/2010/wordprocessingInk" xmlns:wne="http://schemas.microsoft.com/office/word/2006/wordml" xmlns:wps="http://schemas.microsoft.com/office/word/2010/wordprocessingShape" mc:Ignorable="w14 w15 w16se w16cid w16 w16cex w16sdtdh w16sdtfl w16du wp14">
+  <w:p>
+    <w:pPr>
+      <w:pStyle w:val="Footer"/>
+    </w:pPr>
+  </w:p>
+</w:ftr>
+</file>
+
+<file path=word/footer3.xml><?xml version="1.0" encoding="utf-8"?>
+<w:ftr xmlns:wpc="http://schemas.microsoft.com/office/word/2010/wordprocessingCanvas" xmlns:cx="http://schemas.microsoft.com/office/drawing/2014/chartex" xmlns:cx1="http://schemas.microsoft.com/office/drawing/2015/9/8/chartex" xmlns:cx2="http://schemas.microsoft.com/office/drawing/2015/10/21/chartex" xmlns:cx3="http://schemas.microsoft.com/office/drawing/2016/5/9/chartex" xmlns:cx4="http://schemas.microsoft.com/office/drawing/2016/5/10/chartex" xmlns:cx5="http://schemas.microsoft.com/office/drawing/2016/5/11/chartex" xmlns:cx6="http://schemas.microsoft.com/office/drawing/2016/5/12/chartex" xmlns:cx7="http://schemas.microsoft.com/office/drawing/2016/5/13/chartex" xmlns:cx8="http://schemas.microsoft.com/office/drawing/2016/5/14/chartex" xmlns:mc="http://schemas.openxmlformats.org/markup-compatibility/2006" xmlns:aink="http://schemas.microsoft.com/office/drawing/2016/ink" xmlns:am3d="http://schemas.microsoft.com/office/drawing/2017/model3d" xmlns:o="urn:schemas-microsoft-com:office:office" xmlns:oel="http://schemas.microsoft.com/office/2019/extlst" xmlns:r="http://schemas.openxmlformats.org/officeDocument/2006/relationships" xmlns:m="http://schemas.openxmlformats.org/officeDocument/2006/math" xmlns:v="urn:schemas-microsoft-com:vml" xmlns:wp14="http://schemas.microsoft.com/office/word/2010/wordprocessingDrawing" xmlns:wp="http://schemas.openxmlformats.org/drawingml/2006/wordprocessingDrawing" xmlns:w10="urn:schemas-microsoft-com:office:word" xmlns:w="http://schemas.openxmlformats.org/wordprocessingml/2006/main" xmlns:w14="http://schemas.microsoft.com/office/word/2010/wordml" xmlns:w15="http://schemas.microsoft.com/office/word/2012/wordml" xmlns:w16cex="http://schemas.microsoft.com/office/word/2018/wordml/cex" xmlns:w16cid="http://schemas.microsoft.com/office/word/2016/wordml/cid" xmlns:w16="http://schemas.microsoft.com/office/word/2018/wordml" xmlns:w16du="http://schemas.microsoft.com/office/word/2023/wordml/word16du" xmlns:w16sdtdh="http://schemas.microsoft.com/office/word/2020/wordml/sdtdatahash" xmlns:w16sdtfl="http://schemas.microsoft.com/office/word/2024/wordml/sdtformatlock" xmlns:w16se="http://schemas.microsoft.com/office/word/2015/wordml/symex" xmlns:wpg="http://schemas.microsoft.com/office/word/2010/wordprocessingGroup" xmlns:wpi="http://schemas.microsoft.com/office/word/2010/wordprocessingInk" xmlns:wne="http://schemas.microsoft.com/office/word/2006/wordml" xmlns:wps="http://schemas.microsoft.com/office/word/2010/wordprocessingShape" mc:Ignorable="w14 w15 w16se w16cid w16 w16cex w16sdtdh w16sdtfl w16du wp14">
+  <w:p>
+    <w:pPr>
+      <w:pStyle w:val="Footer"/>
+    </w:pPr>
+  </w:p>
+</w:ftr>
+</file>
+
+<file path=word/footnotes.xml><?xml version="1.0" encoding="utf-8"?>
+<w:footnotes xmlns:wpc="http://schemas.microsoft.com/office/word/2010/wordprocessingCanvas" xmlns:cx="http://schemas.microsoft.com/office/drawing/2014/chartex" xmlns:cx1="http://schemas.microsoft.com/office/drawing/2015/9/8/chartex" xmlns:cx2="http://schemas.microsoft.com/office/drawing/2015/10/21/chartex" xmlns:cx3="http://schemas.microsoft.com/office/drawing/2016/5/9/chartex" xmlns:cx4="http://schemas.microsoft.com/office/drawing/2016/5/10/chartex" xmlns:cx5="http://schemas.microsoft.com/office/drawing/2016/5/11/chartex" xmlns:cx6="http://schemas.microsoft.com/office/drawing/2016/5/12/chartex" xmlns:cx7="http://schemas.microsoft.com/office/drawing/2016/5/13/chartex" xmlns:cx8="http://schemas.microsoft.com/office/drawing/2016/5/14/chartex" xmlns:mc="http://schemas.openxmlformats.org/markup-compatibility/2006" xmlns:aink="http://schemas.microsoft.com/office/drawing/2016/ink" xmlns:am3d="http://schemas.microsoft.com/office/drawing/2017/model3d" xmlns:o="urn:schemas-microsoft-com:office:office" xmlns:oel="http://schemas.microsoft.com/office/2019/extlst" xmlns:r="http://schemas.openxmlformats.org/officeDocument/2006/relationships" xmlns:m="http://schemas.openxmlformats.org/officeDocument/2006/math" xmlns:v="urn:schemas-microsoft-com:vml" xmlns:wp14="http://schemas.microsoft.com/office/word/2010/wordprocessingDrawing" xmlns:wp="http://schemas.openxmlformats.org/drawingml/2006/wordprocessingDrawing" xmlns:w10="urn:schemas-microsoft-com:office:word" xmlns:w="http://schemas.openxmlformats.org/wordprocessingml/2006/main" xmlns:w14="http://schemas.microsoft.com/office/word/2010/wordml" xmlns:w15="http://schemas.microsoft.com/office/word/2012/wordml" xmlns:w16cex="http://schemas.microsoft.com/office/word/2018/wordml/cex" xmlns:w16cid="http://schemas.microsoft.com/office/word/2016/wordml/cid" xmlns:w16="http://schemas.microsoft.com/office/word/2018/wordml" xmlns:w16du="http://schemas.microsoft.com/office/word/2023/wordml/word16du" xmlns:w16sdtdh="http://schemas.microsoft.com/office/word/2020/wordml/sdtdatahash" xmlns:w16sdtfl="http://schemas.microsoft.com/office/word/2024/wordml/sdtformatlock" xmlns:w16se="http://schemas.microsoft.com/office/word/2015/wordml/symex" xmlns:wpg="http://schemas.microsoft.com/office/word/2010/wordprocessingGroup" xmlns:wpi="http://schemas.microsoft.com/office/word/2010/wordprocessingInk" xmlns:wne="http://schemas.microsoft.com/office/word/2006/wordml" xmlns:wps="http://schemas.microsoft.com/office/word/2010/wordprocessingShape" mc:Ignorable="w14 w15 w16se w16cid w16 w16cex w16sdtdh w16sdtfl w16du wp14">
+  <w:footnote w:type="separator" w:id="-1">
+    <w:p>
+      <w:pPr>
+        <w:spacing w:after="0" w:line="240" w:lineRule="auto"/>
+      </w:pPr>
+      <w:r>
+        <w:separator/>
+      </w:r>
+    </w:p>
+  </w:footnote>
+  <w:footnote w:type="continuationSeparator" w:id="0">
+    <w:p>
+      <w:pPr>
+        <w:spacing w:after="0" w:line="240" w:lineRule="auto"/>
+      </w:pPr>
+      <w:r>
+        <w:continuationSeparator/>
+      </w:r>
+    </w:p>
+  </w:footnote>
+</w:footnotes>
+</file>
+
+<file path=word/header1.xml><?xml version="1.0" encoding="utf-8"?>
+<w:hdr xmlns:wpc="http://schemas.microsoft.com/office/word/2010/wordprocessingCanvas" xmlns:cx="http://schemas.microsoft.com/office/drawing/2014/chartex" xmlns:cx1="http://schemas.microsoft.com/office/drawing/2015/9/8/chartex" xmlns:cx2="http://schemas.microsoft.com/office/drawing/2015/10/21/chartex" xmlns:cx3="http://schemas.microsoft.com/office/drawing/2016/5/9/chartex" xmlns:cx4="http://schemas.microsoft.com/office/drawing/2016/5/10/chartex" xmlns:cx5="http://schemas.microsoft.com/office/drawing/2016/5/11/chartex" xmlns:cx6="http://schemas.microsoft.com/office/drawing/2016/5/12/chartex" xmlns:cx7="http://schemas.microsoft.com/office/drawing/2016/5/13/chartex" xmlns:cx8="http://schemas.microsoft.com/office/drawing/2016/5/14/chartex" xmlns:mc="http://schemas.openxmlformats.org/markup-compatibility/2006" xmlns:aink="http://schemas.microsoft.com/office/drawing/2016/ink" xmlns:am3d="http://schemas.microsoft.com/office/drawing/2017/model3d" xmlns:o="urn:schemas-microsoft-com:office:office" xmlns:oel="http://schemas.microsoft.com/office/2019/extlst" xmlns:r="http://schemas.openxmlformats.org/officeDocument/2006/relationships" xmlns:m="http://schemas.openxmlformats.org/officeDocument/2006/math" xmlns:v="urn:schemas-microsoft-com:vml" xmlns:wp14="http://schemas.microsoft.com/office/word/2010/wordprocessingDrawing" xmlns:wp="http://schemas.openxmlformats.org/drawingml/2006/wordprocessingDrawing" xmlns:w10="urn:schemas-microsoft-com:office:word" xmlns:w="http://schemas.openxmlformats.org/wordprocessingml/2006/main" xmlns:w14="http://schemas.microsoft.com/office/word/2010/wordml" xmlns:w15="http://schemas.microsoft.com/office/word/2012/wordml" xmlns:w16cex="http://schemas.microsoft.com/office/word/2018/wordml/cex" xmlns:w16cid="http://schemas.microsoft.com/office/word/2016/wordml/cid" xmlns:w16="http://schemas.microsoft.com/office/word/2018/wordml" xmlns:w16du="http://schemas.microsoft.com/office/word/2023/wordml/word16du" xmlns:w16sdtdh="http://schemas.microsoft.com/office/word/2020/wordml/sdtdatahash" xmlns:w16sdtfl="http://schemas.microsoft.com/office/word/2024/wordml/sdtformatlock" xmlns:w16se="http://schemas.microsoft.com/office/word/2015/wordml/symex" xmlns:wpg="http://schemas.microsoft.com/office/word/2010/wordprocessingGroup" xmlns:wpi="http://schemas.microsoft.com/office/word/2010/wordprocessingInk" xmlns:wne="http://schemas.microsoft.com/office/word/2006/wordml" xmlns:wps="http://schemas.microsoft.com/office/word/2010/wordprocessingShape" mc:Ignorable="w14 w15 w16se w16cid w16 w16cex w16sdtdh w16sdtfl w16du wp14">
+  <w:p>
+    <w:pPr>
+      <w:pStyle w:val="Header"/>
+    </w:pPr>
+  </w:p>
+</w:hdr>
+</file>
+
+<file path=word/header2.xml><?xml version="1.0" encoding="utf-8"?>
+<w:hdr xmlns:wpc="http://schemas.microsoft.com/office/word/2010/wordprocessingCanvas" xmlns:cx="http://schemas.microsoft.com/office/drawing/2014/chartex" xmlns:cx1="http://schemas.microsoft.com/office/drawing/2015/9/8/chartex" xmlns:cx2="http://schemas.microsoft.com/office/drawing/2015/10/21/chartex" xmlns:cx3="http://schemas.microsoft.com/office/drawing/2016/5/9/chartex" xmlns:cx4="http://schemas.microsoft.com/office/drawing/2016/5/10/chartex" xmlns:cx5="http://schemas.microsoft.com/office/drawing/2016/5/11/chartex" xmlns:cx6="http://schemas.microsoft.com/office/drawing/2016/5/12/chartex" xmlns:cx7="http://schemas.microsoft.com/office/drawing/2016/5/13/chartex" xmlns:cx8="http://schemas.microsoft.com/office/drawing/2016/5/14/chartex" xmlns:mc="http://schemas.openxmlformats.org/markup-compatibility/2006" xmlns:aink="http://schemas.microsoft.com/office/drawing/2016/ink" xmlns:am3d="http://schemas.microsoft.com/office/drawing/2017/model3d" xmlns:o="urn:schemas-microsoft-com:office:office" xmlns:oel="http://schemas.microsoft.com/office/2019/extlst" xmlns:r="http://schemas.openxmlformats.org/officeDocument/2006/relationships" xmlns:m="http://schemas.openxmlformats.org/officeDocument/2006/math" xmlns:v="urn:schemas-microsoft-com:vml" xmlns:wp14="http://schemas.microsoft.com/office/word/2010/wordprocessingDrawing" xmlns:wp="http://schemas.openxmlformats.org/drawingml/2006/wordprocessingDrawing" xmlns:w10="urn:schemas-microsoft-com:office:word" xmlns:w="http://schemas.openxmlformats.org/wordprocessingml/2006/main" xmlns:w14="http://schemas.microsoft.com/office/word/2010/wordml" xmlns:w15="http://schemas.microsoft.com/office/word/2012/wordml" xmlns:w16cex="http://schemas.microsoft.com/office/word/2018/wordml/cex" xmlns:w16cid="http://schemas.microsoft.com/office/word/2016/wordml/cid" xmlns:w16="http://schemas.microsoft.com/office/word/2018/wordml" xmlns:w16du="http://schemas.microsoft.com/office/word/2023/wordml/word16du" xmlns:w16sdtdh="http://schemas.microsoft.com/office/word/2020/wordml/sdtdatahash" xmlns:w16sdtfl="http://schemas.microsoft.com/office/word/2024/wordml/sdtformatlock" xmlns:w16se="http://schemas.microsoft.com/office/word/2015/wordml/symex" xmlns:wpg="http://schemas.microsoft.com/office/word/2010/wordprocessingGroup" xmlns:wpi="http://schemas.microsoft.com/office/word/2010/wordprocessingInk" xmlns:wne="http://schemas.microsoft.com/office/word/2006/wordml" xmlns:wps="http://schemas.microsoft.com/office/word/2010/wordprocessingShape" mc:Ignorable="w14 w15 w16se w16cid w16 w16cex w16sdtdh w16sdtfl w16du wp14">
+  <w:p/>
+</w:hdr>
+</file>
+
+<file path=word/header3.xml><?xml version="1.0" encoding="utf-8"?>
+<w:hdr xmlns:wpc="http://schemas.microsoft.com/office/word/2010/wordprocessingCanvas" xmlns:cx="http://schemas.microsoft.com/office/drawing/2014/chartex" xmlns:cx1="http://schemas.microsoft.com/office/drawing/2015/9/8/chartex" xmlns:cx2="http://schemas.microsoft.com/office/drawing/2015/10/21/chartex" xmlns:cx3="http://schemas.microsoft.com/office/drawing/2016/5/9/chartex" xmlns:cx4="http://schemas.microsoft.com/office/drawing/2016/5/10/chartex" xmlns:cx5="http://schemas.microsoft.com/office/drawing/2016/5/11/chartex" xmlns:cx6="http://schemas.microsoft.com/office/drawing/2016/5/12/chartex" xmlns:cx7="http://schemas.microsoft.com/office/drawing/2016/5/13/chartex" xmlns:cx8="http://schemas.microsoft.com/office/drawing/2016/5/14/chartex" xmlns:mc="http://schemas.openxmlformats.org/markup-compatibility/2006" xmlns:aink="http://schemas.microsoft.com/office/drawing/2016/ink" xmlns:am3d="http://schemas.microsoft.com/office/drawing/2017/model3d" xmlns:o="urn:schemas-microsoft-com:office:office" xmlns:oel="http://schemas.microsoft.com/office/2019/extlst" xmlns:r="http://schemas.openxmlformats.org/officeDocument/2006/relationships" xmlns:m="http://schemas.openxmlformats.org/officeDocument/2006/math" xmlns:v="urn:schemas-microsoft-com:vml" xmlns:wp14="http://schemas.microsoft.com/office/word/2010/wordprocessingDrawing" xmlns:wp="http://schemas.openxmlformats.org/drawingml/2006/wordprocessingDrawing" xmlns:w10="urn:schemas-microsoft-com:office:word" xmlns:w="http://schemas.openxmlformats.org/wordprocessingml/2006/main" xmlns:w14="http://schemas.microsoft.com/office/word/2010/wordml" xmlns:w15="http://schemas.microsoft.com/office/word/2012/wordml" xmlns:w16cex="http://schemas.microsoft.com/office/word/2018/wordml/cex" xmlns:w16cid="http://schemas.microsoft.com/office/word/2016/wordml/cid" xmlns:w16="http://schemas.microsoft.com/office/word/2018/wordml" xmlns:w16du="http://schemas.microsoft.com/office/word/2023/wordml/word16du" xmlns:w16sdtdh="http://schemas.microsoft.com/office/word/2020/wordml/sdtdatahash" xmlns:w16sdtfl="http://schemas.microsoft.com/office/word/2024/wordml/sdtformatlock" xmlns:w16se="http://schemas.microsoft.com/office/word/2015/wordml/symex" xmlns:wpg="http://schemas.microsoft.com/office/word/2010/wordprocessingGroup" xmlns:wpi="http://schemas.microsoft.com/office/word/2010/wordprocessingInk" xmlns:wne="http://schemas.microsoft.com/office/word/2006/wordml" xmlns:wps="http://schemas.microsoft.com/office/word/2010/wordprocessingShape" mc:Ignorable="w14 w15 w16se w16cid w16 w16cex w16sdtdh w16sdtfl w16du wp14">
+  <w:p>
+    <w:pPr>
+      <w:pStyle w:val="Header"/>
+    </w:pPr>
+  </w:p>
+</w:hdr>
+</file>
+
 <file path=word/numbering.xml><?xml version="1.0" encoding="utf-8"?>
-<w:numbering xmlns:wpc="http://schemas.microsoft.com/office/word/2010/wordprocessingCanvas" xmlns:cx="http://schemas.microsoft.com/office/drawing/2014/chartex" xmlns:cx1="http://schemas.microsoft.com/office/drawing/2015/9/8/chartex" xmlns:cx2="http://schemas.microsoft.com/office/drawing/2015/10/21/chartex" xmlns:cx3="http://schemas.microsoft.com/office/drawing/2016/5/9/chartex" xmlns:cx4="http://schemas.microsoft.com/office/drawing/2016/5/10/chartex" xmlns:cx5="http://schemas.microsoft.com/office/drawing/2016/5/11/chartex" xmlns:cx6="http://schemas.microsoft.com/office/drawing/2016/5/12/chartex" xmlns:cx7="http://schemas.microsoft.com/office/drawing/2016/5/13/chartex" xmlns:cx8="http://schemas.microsoft.com/office/drawing/2016/5/14/chartex" xmlns:mc="http://schemas.openxmlformats.org/markup-compatibility/2006" xmlns:aink="http://schemas.microsoft.com/office/drawing/2016/ink" xmlns:am3d="http://schemas.microsoft.com/office/drawing/2017/model3d" xmlns:o="urn:schemas-microsoft-com:office:office" xmlns:oel="http://schemas.microsoft.com/office/2019/extlst" xmlns:r="http://schemas.openxmlformats.org/officeDocument/2006/relationships" xmlns:m="http://schemas.openxmlformats.org/officeDocument/2006/math" xmlns:v="urn:schemas-microsoft-com:vml" xmlns:wp14="http://schemas.microsoft.com/office/word/2010/wordprocessingDrawing" xmlns:wp="http://schemas.openxmlformats.org/drawingml/2006/wordprocessingDrawing" xmlns:w10="urn:schemas-microsoft-com:office:word" xmlns:w="http://schemas.openxmlformats.org/wordprocessingml/2006/main" xmlns:w14="http://schemas.microsoft.com/office/word/2010/wordml" xmlns:w15="http://schemas.microsoft.com/office/word/2012/wordml" xmlns:w16cex="http://schemas.microsoft.com/office/word/2018/wordml/cex" xmlns:w16cid="http://schemas.microsoft.com/office/word/2016/wordml/cid" xmlns:w16="http://schemas.microsoft.com/office/word/2018/wordml" xmlns:w16du="http://schemas.microsoft.com/office/word/2023/wordml/word16du" xmlns:w16sdtdh="http://schemas.microsoft.com/office/word/2020/wordml/sdtdatahash" xmlns:w16se="http://schemas.microsoft.com/office/word/2015/wordml/symex" xmlns:wpg="http://schemas.microsoft.com/office/word/2010/wordprocessingGroup" xmlns:wpi="http://schemas.microsoft.com/office/word/2010/wordprocessingInk" xmlns:wne="http://schemas.microsoft.com/office/word/2006/wordml" xmlns:wps="http://schemas.microsoft.com/office/word/2010/wordprocessingShape" mc:Ignorable="w14 w15 w16se w16cid w16 w16cex w16sdtdh w16du wp14"/>
+<w:numbering xmlns:wpc="http://schemas.microsoft.com/office/word/2010/wordprocessingCanvas" xmlns:cx="http://schemas.microsoft.com/office/drawing/2014/chartex" xmlns:cx1="http://schemas.microsoft.com/office/drawing/2015/9/8/chartex" xmlns:cx2="http://schemas.microsoft.com/office/drawing/2015/10/21/chartex" xmlns:cx3="http://schemas.microsoft.com/office/drawing/2016/5/9/chartex" xmlns:cx4="http://schemas.microsoft.com/office/drawing/2016/5/10/chartex" xmlns:cx5="http://schemas.microsoft.com/office/drawing/2016/5/11/chartex" xmlns:cx6="http://schemas.microsoft.com/office/drawing/2016/5/12/chartex" xmlns:cx7="http://schemas.microsoft.com/office/drawing/2016/5/13/chartex" xmlns:cx8="http://schemas.microsoft.com/office/drawing/2016/5/14/chartex" xmlns:mc="http://schemas.openxmlformats.org/markup-compatibility/2006" xmlns:aink="http://schemas.microsoft.com/office/drawing/2016/ink" xmlns:am3d="http://schemas.microsoft.com/office/drawing/2017/model3d" xmlns:o="urn:schemas-microsoft-com:office:office" xmlns:oel="http://schemas.microsoft.com/office/2019/extlst" xmlns:r="http://schemas.openxmlformats.org/officeDocument/2006/relationships" xmlns:m="http://schemas.openxmlformats.org/officeDocument/2006/math" xmlns:v="urn:schemas-microsoft-com:vml" xmlns:wp14="http://schemas.microsoft.com/office/word/2010/wordprocessingDrawing" xmlns:wp="http://schemas.openxmlformats.org/drawingml/2006/wordprocessingDrawing" xmlns:w10="urn:schemas-microsoft-com:office:word" xmlns:w="http://schemas.openxmlformats.org/wordprocessingml/2006/main" xmlns:w14="http://schemas.microsoft.com/office/word/2010/wordml" xmlns:w15="http://schemas.microsoft.com/office/word/2012/wordml" xmlns:w16cex="http://schemas.microsoft.com/office/word/2018/wordml/cex" xmlns:w16cid="http://schemas.microsoft.com/office/word/2016/wordml/cid" xmlns:w16="http://schemas.microsoft.com/office/word/2018/wordml" xmlns:w16du="http://schemas.microsoft.com/office/word/2023/wordml/word16du" xmlns:w16sdtdh="http://schemas.microsoft.com/office/word/2020/wordml/sdtdatahash" xmlns:w16sdtfl="http://schemas.microsoft.com/office/word/2024/wordml/sdtformatlock" xmlns:w16se="http://schemas.microsoft.com/office/word/2015/wordml/symex" xmlns:wpg="http://schemas.microsoft.com/office/word/2010/wordprocessingGroup" xmlns:wpi="http://schemas.microsoft.com/office/word/2010/wordprocessingInk" xmlns:wne="http://schemas.microsoft.com/office/word/2006/wordml" xmlns:wps="http://schemas.microsoft.com/office/word/2010/wordprocessingShape" mc:Ignorable="w14 w15 w16se w16cid w16 w16cex w16sdtdh w16sdtfl w16du wp14">
+  <w:abstractNum w:abstractNumId="0" w15:restartNumberingAfterBreak="0">
+    <w:nsid w:val="2F4B14E1"/>
+    <w:multiLevelType w:val="multilevel"/>
+    <w:tmpl w:val="634A787C"/>
+    <w:lvl w:ilvl="0">
+      <w:start w:val="1"/>
+      <w:numFmt w:val="bullet"/>
+      <w:lvlText w:val=""/>
+      <w:lvlJc w:val="left"/>
+      <w:pPr>
+        <w:tabs>
+          <w:tab w:val="num" w:pos="720"/>
+        </w:tabs>
+        <w:ind w:left="720" w:hanging="360"/>
+      </w:pPr>
+      <w:rPr>
+        <w:rFonts w:ascii="Symbol" w:hAnsi="Symbol" w:hint="default"/>
+        <w:sz w:val="20"/>
+      </w:rPr>
+    </w:lvl>
+    <w:lvl w:ilvl="1" w:tentative="1">
+      <w:start w:val="1"/>
+      <w:numFmt w:val="bullet"/>
+      <w:lvlText w:val="o"/>
+      <w:lvlJc w:val="left"/>
+      <w:pPr>
+        <w:tabs>
+          <w:tab w:val="num" w:pos="1440"/>
+        </w:tabs>
+        <w:ind w:left="1440" w:hanging="360"/>
+      </w:pPr>
+      <w:rPr>
+        <w:rFonts w:ascii="Courier New" w:hAnsi="Courier New" w:hint="default"/>
+        <w:sz w:val="20"/>
+      </w:rPr>
+    </w:lvl>
+    <w:lvl w:ilvl="2" w:tentative="1">
+      <w:start w:val="1"/>
+      <w:numFmt w:val="bullet"/>
+      <w:lvlText w:val=""/>
+      <w:lvlJc w:val="left"/>
+      <w:pPr>
+        <w:tabs>
+          <w:tab w:val="num" w:pos="2160"/>
+        </w:tabs>
+        <w:ind w:left="2160" w:hanging="360"/>
+      </w:pPr>
+      <w:rPr>
+        <w:rFonts w:ascii="Wingdings" w:hAnsi="Wingdings" w:hint="default"/>
+        <w:sz w:val="20"/>
+      </w:rPr>
+    </w:lvl>
+    <w:lvl w:ilvl="3" w:tentative="1">
+      <w:start w:val="1"/>
+      <w:numFmt w:val="bullet"/>
+      <w:lvlText w:val=""/>
+      <w:lvlJc w:val="left"/>
+      <w:pPr>
+        <w:tabs>
+          <w:tab w:val="num" w:pos="2880"/>
+        </w:tabs>
+        <w:ind w:left="2880" w:hanging="360"/>
+      </w:pPr>
+      <w:rPr>
+        <w:rFonts w:ascii="Wingdings" w:hAnsi="Wingdings" w:hint="default"/>
+        <w:sz w:val="20"/>
+      </w:rPr>
+    </w:lvl>
+    <w:lvl w:ilvl="4" w:tentative="1">
+      <w:start w:val="1"/>
+      <w:numFmt w:val="bullet"/>
+      <w:lvlText w:val=""/>
+      <w:lvlJc w:val="left"/>
+      <w:pPr>
+        <w:tabs>
+          <w:tab w:val="num" w:pos="3600"/>
+        </w:tabs>
+        <w:ind w:left="3600" w:hanging="360"/>
+      </w:pPr>
+      <w:rPr>
+        <w:rFonts w:ascii="Wingdings" w:hAnsi="Wingdings" w:hint="default"/>
+        <w:sz w:val="20"/>
+      </w:rPr>
+    </w:lvl>
+    <w:lvl w:ilvl="5" w:tentative="1">
+      <w:start w:val="1"/>
+      <w:numFmt w:val="bullet"/>
+      <w:lvlText w:val=""/>
+      <w:lvlJc w:val="left"/>
+      <w:pPr>
+        <w:tabs>
+          <w:tab w:val="num" w:pos="4320"/>
+        </w:tabs>
+        <w:ind w:left="4320" w:hanging="360"/>
+      </w:pPr>
+      <w:rPr>
+        <w:rFonts w:ascii="Wingdings" w:hAnsi="Wingdings" w:hint="default"/>
+        <w:sz w:val="20"/>
+      </w:rPr>
+    </w:lvl>
+    <w:lvl w:ilvl="6" w:tentative="1">
+      <w:start w:val="1"/>
+      <w:numFmt w:val="bullet"/>
+      <w:lvlText w:val=""/>
+      <w:lvlJc w:val="left"/>
+      <w:pPr>
+        <w:tabs>
+          <w:tab w:val="num" w:pos="5040"/>
+        </w:tabs>
+        <w:ind w:left="5040" w:hanging="360"/>
+      </w:pPr>
+      <w:rPr>
+        <w:rFonts w:ascii="Wingdings" w:hAnsi="Wingdings" w:hint="default"/>
+        <w:sz w:val="20"/>
+      </w:rPr>
+    </w:lvl>
+    <w:lvl w:ilvl="7" w:tentative="1">
+      <w:start w:val="1"/>
+      <w:numFmt w:val="bullet"/>
+      <w:lvlText w:val=""/>
+      <w:lvlJc w:val="left"/>
+      <w:pPr>
+        <w:tabs>
+          <w:tab w:val="num" w:pos="5760"/>
+        </w:tabs>
+        <w:ind w:left="5760" w:hanging="360"/>
+      </w:pPr>
+      <w:rPr>
+        <w:rFonts w:ascii="Wingdings" w:hAnsi="Wingdings" w:hint="default"/>
+        <w:sz w:val="20"/>
+      </w:rPr>
+    </w:lvl>
+    <w:lvl w:ilvl="8" w:tentative="1">
+      <w:start w:val="1"/>
+      <w:numFmt w:val="bullet"/>
+      <w:lvlText w:val=""/>
+      <w:lvlJc w:val="left"/>
+      <w:pPr>
+        <w:tabs>
+          <w:tab w:val="num" w:pos="6480"/>
+        </w:tabs>
+        <w:ind w:left="6480" w:hanging="360"/>
+      </w:pPr>
+      <w:rPr>
+        <w:rFonts w:ascii="Wingdings" w:hAnsi="Wingdings" w:hint="default"/>
+        <w:sz w:val="20"/>
+      </w:rPr>
+    </w:lvl>
+  </w:abstractNum>
+  <w:abstractNum w:abstractNumId="1" w15:restartNumberingAfterBreak="0">
+    <w:nsid w:val="4AE912C4"/>
+    <w:multiLevelType w:val="hybridMultilevel"/>
+    <w:tmpl w:val="54D61E0A"/>
+    <w:lvl w:ilvl="0" w:tplc="40090001">
+      <w:start w:val="1"/>
+      <w:numFmt w:val="bullet"/>
+      <w:lvlText w:val=""/>
+      <w:lvlJc w:val="left"/>
+      <w:pPr>
+        <w:ind w:left="720" w:hanging="360"/>
+      </w:pPr>
+      <w:rPr>
+        <w:rFonts w:ascii="Symbol" w:hAnsi="Symbol" w:hint="default"/>
+      </w:rPr>
+    </w:lvl>
+    <w:lvl w:ilvl="1" w:tplc="40090003" w:tentative="1">
+      <w:start w:val="1"/>
+      <w:numFmt w:val="bullet"/>
+      <w:lvlText w:val="o"/>
+      <w:lvlJc w:val="left"/>
+      <w:pPr>
+        <w:ind w:left="1440" w:hanging="360"/>
+      </w:pPr>
+      <w:rPr>
+        <w:rFonts w:ascii="Courier New" w:hAnsi="Courier New" w:cs="Courier New" w:hint="default"/>
+      </w:rPr>
+    </w:lvl>
+    <w:lvl w:ilvl="2" w:tplc="40090005" w:tentative="1">
+      <w:start w:val="1"/>
+      <w:numFmt w:val="bullet"/>
+      <w:lvlText w:val=""/>
+      <w:lvlJc w:val="left"/>
+      <w:pPr>
+        <w:ind w:left="2160" w:hanging="360"/>
+      </w:pPr>
+      <w:rPr>
+        <w:rFonts w:ascii="Wingdings" w:hAnsi="Wingdings" w:hint="default"/>
+      </w:rPr>
+    </w:lvl>
+    <w:lvl w:ilvl="3" w:tplc="40090001" w:tentative="1">
+      <w:start w:val="1"/>
+      <w:numFmt w:val="bullet"/>
+      <w:lvlText w:val=""/>
+      <w:lvlJc w:val="left"/>
+      <w:pPr>
+        <w:ind w:left="2880" w:hanging="360"/>
+      </w:pPr>
+      <w:rPr>
+        <w:rFonts w:ascii="Symbol" w:hAnsi="Symbol" w:hint="default"/>
+      </w:rPr>
+    </w:lvl>
+    <w:lvl w:ilvl="4" w:tplc="40090003" w:tentative="1">
+      <w:start w:val="1"/>
+      <w:numFmt w:val="bullet"/>
+      <w:lvlText w:val="o"/>
+      <w:lvlJc w:val="left"/>
+      <w:pPr>
+        <w:ind w:left="3600" w:hanging="360"/>
+      </w:pPr>
+      <w:rPr>
+        <w:rFonts w:ascii="Courier New" w:hAnsi="Courier New" w:cs="Courier New" w:hint="default"/>
+      </w:rPr>
+    </w:lvl>
+    <w:lvl w:ilvl="5" w:tplc="40090005" w:tentative="1">
+      <w:start w:val="1"/>
+      <w:numFmt w:val="bullet"/>
+      <w:lvlText w:val=""/>
+      <w:lvlJc w:val="left"/>
+      <w:pPr>
+        <w:ind w:left="4320" w:hanging="360"/>
+      </w:pPr>
+      <w:rPr>
+        <w:rFonts w:ascii="Wingdings" w:hAnsi="Wingdings" w:hint="default"/>
+      </w:rPr>
+    </w:lvl>
+    <w:lvl w:ilvl="6" w:tplc="40090001" w:tentative="1">
+      <w:start w:val="1"/>
+      <w:numFmt w:val="bullet"/>
+      <w:lvlText w:val=""/>
+      <w:lvlJc w:val="left"/>
+      <w:pPr>
+        <w:ind w:left="5040" w:hanging="360"/>
+      </w:pPr>
+      <w:rPr>
+        <w:rFonts w:ascii="Symbol" w:hAnsi="Symbol" w:hint="default"/>
+      </w:rPr>
+    </w:lvl>
+    <w:lvl w:ilvl="7" w:tplc="40090003" w:tentative="1">
+      <w:start w:val="1"/>
+      <w:numFmt w:val="bullet"/>
+      <w:lvlText w:val="o"/>
+      <w:lvlJc w:val="left"/>
+      <w:pPr>
+        <w:ind w:left="5760" w:hanging="360"/>
+      </w:pPr>
+      <w:rPr>
+        <w:rFonts w:ascii="Courier New" w:hAnsi="Courier New" w:cs="Courier New" w:hint="default"/>
+      </w:rPr>
+    </w:lvl>
+    <w:lvl w:ilvl="8" w:tplc="40090005" w:tentative="1">
+      <w:start w:val="1"/>
+      <w:numFmt w:val="bullet"/>
+      <w:lvlText w:val=""/>
+      <w:lvlJc w:val="left"/>
+      <w:pPr>
+        <w:ind w:left="6480" w:hanging="360"/>
+      </w:pPr>
+      <w:rPr>
+        <w:rFonts w:ascii="Wingdings" w:hAnsi="Wingdings" w:hint="default"/>
+      </w:rPr>
+    </w:lvl>
+  </w:abstractNum>
+  <w:abstractNum w:abstractNumId="2" w15:restartNumberingAfterBreak="0">
+    <w:nsid w:val="5D6B2C91"/>
+    <w:multiLevelType w:val="multilevel"/>
+    <w:tmpl w:val="FD6840B4"/>
+    <w:lvl w:ilvl="0">
+      <w:start w:val="1"/>
+      <w:numFmt w:val="bullet"/>
+      <w:lvlText w:val=""/>
+      <w:lvlJc w:val="left"/>
+      <w:pPr>
+        <w:tabs>
+          <w:tab w:val="num" w:pos="720"/>
+        </w:tabs>
+        <w:ind w:left="720" w:hanging="360"/>
+      </w:pPr>
+      <w:rPr>
+        <w:rFonts w:ascii="Symbol" w:hAnsi="Symbol" w:hint="default"/>
+        <w:sz w:val="20"/>
+      </w:rPr>
+    </w:lvl>
+    <w:lvl w:ilvl="1">
+      <w:start w:val="1"/>
+      <w:numFmt w:val="bullet"/>
+      <w:lvlText w:val="o"/>
+      <w:lvlJc w:val="left"/>
+      <w:pPr>
+        <w:tabs>
+          <w:tab w:val="num" w:pos="1440"/>
+        </w:tabs>
+        <w:ind w:left="1440" w:hanging="360"/>
+      </w:pPr>
+      <w:rPr>
+        <w:rFonts w:ascii="Courier New" w:hAnsi="Courier New" w:hint="default"/>
+        <w:sz w:val="20"/>
+      </w:rPr>
+    </w:lvl>
+    <w:lvl w:ilvl="2">
+      <w:start w:val="1"/>
+      <w:numFmt w:val="bullet"/>
+      <w:lvlText w:val=""/>
+      <w:lvlJc w:val="left"/>
+      <w:pPr>
+        <w:tabs>
+          <w:tab w:val="num" w:pos="2160"/>
+        </w:tabs>
+        <w:ind w:left="2160" w:hanging="360"/>
+      </w:pPr>
+      <w:rPr>
+        <w:rFonts w:ascii="Wingdings" w:hAnsi="Wingdings" w:hint="default"/>
+        <w:sz w:val="20"/>
+      </w:rPr>
+    </w:lvl>
+    <w:lvl w:ilvl="3" w:tentative="1">
+      <w:start w:val="1"/>
+      <w:numFmt w:val="bullet"/>
+      <w:lvlText w:val=""/>
+      <w:lvlJc w:val="left"/>
+      <w:pPr>
+        <w:tabs>
+          <w:tab w:val="num" w:pos="2880"/>
+        </w:tabs>
+        <w:ind w:left="2880" w:hanging="360"/>
+      </w:pPr>
+      <w:rPr>
+        <w:rFonts w:ascii="Wingdings" w:hAnsi="Wingdings" w:hint="default"/>
+        <w:sz w:val="20"/>
+      </w:rPr>
+    </w:lvl>
+    <w:lvl w:ilvl="4" w:tentative="1">
+      <w:start w:val="1"/>
+      <w:numFmt w:val="bullet"/>
+      <w:lvlText w:val=""/>
+      <w:lvlJc w:val="left"/>
+      <w:pPr>
+        <w:tabs>
+          <w:tab w:val="num" w:pos="3600"/>
+        </w:tabs>
+        <w:ind w:left="3600" w:hanging="360"/>
+      </w:pPr>
+      <w:rPr>
+        <w:rFonts w:ascii="Wingdings" w:hAnsi="Wingdings" w:hint="default"/>
+        <w:sz w:val="20"/>
+      </w:rPr>
+    </w:lvl>
+    <w:lvl w:ilvl="5" w:tentative="1">
+      <w:start w:val="1"/>
+      <w:numFmt w:val="bullet"/>
+      <w:lvlText w:val=""/>
+      <w:lvlJc w:val="left"/>
+      <w:pPr>
+        <w:tabs>
+          <w:tab w:val="num" w:pos="4320"/>
+        </w:tabs>
+        <w:ind w:left="4320" w:hanging="360"/>
+      </w:pPr>
+      <w:rPr>
+        <w:rFonts w:ascii="Wingdings" w:hAnsi="Wingdings" w:hint="default"/>
+        <w:sz w:val="20"/>
+      </w:rPr>
+    </w:lvl>
+    <w:lvl w:ilvl="6" w:tentative="1">
+      <w:start w:val="1"/>
+      <w:numFmt w:val="bullet"/>
+      <w:lvlText w:val=""/>
+      <w:lvlJc w:val="left"/>
+      <w:pPr>
+        <w:tabs>
+          <w:tab w:val="num" w:pos="5040"/>
+        </w:tabs>
+        <w:ind w:left="5040" w:hanging="360"/>
+      </w:pPr>
+      <w:rPr>
+        <w:rFonts w:ascii="Wingdings" w:hAnsi="Wingdings" w:hint="default"/>
+        <w:sz w:val="20"/>
+      </w:rPr>
+    </w:lvl>
+    <w:lvl w:ilvl="7" w:tentative="1">
+      <w:start w:val="1"/>
+      <w:numFmt w:val="bullet"/>
+      <w:lvlText w:val=""/>
+      <w:lvlJc w:val="left"/>
+      <w:pPr>
+        <w:tabs>
+          <w:tab w:val="num" w:pos="5760"/>
+        </w:tabs>
+        <w:ind w:left="5760" w:hanging="360"/>
+      </w:pPr>
+      <w:rPr>
+        <w:rFonts w:ascii="Wingdings" w:hAnsi="Wingdings" w:hint="default"/>
+        <w:sz w:val="20"/>
+      </w:rPr>
+    </w:lvl>
+    <w:lvl w:ilvl="8" w:tentative="1">
+      <w:start w:val="1"/>
+      <w:numFmt w:val="bullet"/>
+      <w:lvlText w:val=""/>
+      <w:lvlJc w:val="left"/>
+      <w:pPr>
+        <w:tabs>
+          <w:tab w:val="num" w:pos="6480"/>
+        </w:tabs>
+        <w:ind w:left="6480" w:hanging="360"/>
+      </w:pPr>
+      <w:rPr>
+        <w:rFonts w:ascii="Wingdings" w:hAnsi="Wingdings" w:hint="default"/>
+        <w:sz w:val="20"/>
+      </w:rPr>
+    </w:lvl>
+  </w:abstractNum>
+  <w:abstractNum w:abstractNumId="3" w15:restartNumberingAfterBreak="0">
+    <w:nsid w:val="6F7D5458"/>
+    <w:multiLevelType w:val="multilevel"/>
+    <w:tmpl w:val="0494DDFE"/>
+    <w:lvl w:ilvl="0">
+      <w:start w:val="1"/>
+      <w:numFmt w:val="decimal"/>
+      <w:lvlText w:val="%1."/>
+      <w:lvlJc w:val="left"/>
+      <w:pPr>
+        <w:tabs>
+          <w:tab w:val="num" w:pos="720"/>
+        </w:tabs>
+        <w:ind w:left="720" w:hanging="360"/>
+      </w:pPr>
+    </w:lvl>
+    <w:lvl w:ilvl="1" w:tentative="1">
+      <w:start w:val="1"/>
+      <w:numFmt w:val="decimal"/>
+      <w:lvlText w:val="%2."/>
+      <w:lvlJc w:val="left"/>
+      <w:pPr>
+        <w:tabs>
+          <w:tab w:val="num" w:pos="1440"/>
+        </w:tabs>
+        <w:ind w:left="1440" w:hanging="360"/>
+      </w:pPr>
+    </w:lvl>
+    <w:lvl w:ilvl="2" w:tentative="1">
+      <w:start w:val="1"/>
+      <w:numFmt w:val="decimal"/>
+      <w:lvlText w:val="%3."/>
+      <w:lvlJc w:val="left"/>
+      <w:pPr>
+        <w:tabs>
+          <w:tab w:val="num" w:pos="2160"/>
+        </w:tabs>
+        <w:ind w:left="2160" w:hanging="360"/>
+      </w:pPr>
+    </w:lvl>
+    <w:lvl w:ilvl="3" w:tentative="1">
+      <w:start w:val="1"/>
+      <w:numFmt w:val="decimal"/>
+      <w:lvlText w:val="%4."/>
+      <w:lvlJc w:val="left"/>
+      <w:pPr>
+        <w:tabs>
+          <w:tab w:val="num" w:pos="2880"/>
+        </w:tabs>
+        <w:ind w:left="2880" w:hanging="360"/>
+      </w:pPr>
+    </w:lvl>
+    <w:lvl w:ilvl="4" w:tentative="1">
+      <w:start w:val="1"/>
+      <w:numFmt w:val="decimal"/>
+      <w:lvlText w:val="%5."/>
+      <w:lvlJc w:val="left"/>
+      <w:pPr>
+        <w:tabs>
+          <w:tab w:val="num" w:pos="3600"/>
+        </w:tabs>
+        <w:ind w:left="3600" w:hanging="360"/>
+      </w:pPr>
+    </w:lvl>
+    <w:lvl w:ilvl="5" w:tentative="1">
+      <w:start w:val="1"/>
+      <w:numFmt w:val="decimal"/>
+      <w:lvlText w:val="%6."/>
+      <w:lvlJc w:val="left"/>
+      <w:pPr>
+        <w:tabs>
+          <w:tab w:val="num" w:pos="4320"/>
+        </w:tabs>
+        <w:ind w:left="4320" w:hanging="360"/>
+      </w:pPr>
+    </w:lvl>
+    <w:lvl w:ilvl="6" w:tentative="1">
+      <w:start w:val="1"/>
+      <w:numFmt w:val="decimal"/>
+      <w:lvlText w:val="%7."/>
+      <w:lvlJc w:val="left"/>
+      <w:pPr>
+        <w:tabs>
+          <w:tab w:val="num" w:pos="5040"/>
+        </w:tabs>
+        <w:ind w:left="5040" w:hanging="360"/>
+      </w:pPr>
+    </w:lvl>
+    <w:lvl w:ilvl="7" w:tentative="1">
+      <w:start w:val="1"/>
+      <w:numFmt w:val="decimal"/>
+      <w:lvlText w:val="%8."/>
+      <w:lvlJc w:val="left"/>
+      <w:pPr>
+        <w:tabs>
+          <w:tab w:val="num" w:pos="5760"/>
+        </w:tabs>
+        <w:ind w:left="5760" w:hanging="360"/>
+      </w:pPr>
+    </w:lvl>
+    <w:lvl w:ilvl="8" w:tentative="1">
+      <w:start w:val="1"/>
+      <w:numFmt w:val="decimal"/>
+      <w:lvlText w:val="%9."/>
+      <w:lvlJc w:val="left"/>
+      <w:pPr>
+        <w:tabs>
+          <w:tab w:val="num" w:pos="6480"/>
+        </w:tabs>
+        <w:ind w:left="6480" w:hanging="360"/>
+      </w:pPr>
+    </w:lvl>
+  </w:abstractNum>
+  <w:num w:numId="1" w16cid:durableId="588739556">
+    <w:abstractNumId w:val="1"/>
+  </w:num>
+  <w:num w:numId="2" w16cid:durableId="1165248280">
+    <w:abstractNumId w:val="2"/>
+  </w:num>
+  <w:num w:numId="3" w16cid:durableId="1693409535">
+    <w:abstractNumId w:val="0"/>
+  </w:num>
+  <w:num w:numId="4" w16cid:durableId="1869682525">
+    <w:abstractNumId w:val="3"/>
+  </w:num>
+</w:numbering>
 </file>
 
 <file path=word/styles.xml><?xml version="1.0" encoding="utf-8"?>
@@ -1421,15 +3983,71 @@
       <w:spacing w:val="5"/>
     </w:rPr>
   </w:style>
-  <w:style w:styleId="Hyperlink" w:type="character">
+  <w:style w:type="character" w:styleId="Hyperlink">
     <w:name w:val="Hyperlink"/>
     <w:basedOn w:val="DefaultParagraphFont"/>
     <w:uiPriority w:val="99"/>
     <w:unhideWhenUsed/>
     <w:rsid w:val="00D87CC4"/>
     <w:rPr>
-      <w:color w:themeColor="hyperlink" w:val="467886"/>
+      <w:color w:val="467886" w:themeColor="hyperlink"/>
       <w:u w:val="single"/>
+    </w:rPr>
+  </w:style>
+  <w:style w:type="paragraph" w:styleId="Header">
+    <w:name w:val="header"/>
+    <w:basedOn w:val="Normal"/>
+    <w:link w:val="HeaderChar"/>
+    <w:uiPriority w:val="99"/>
+    <w:unhideWhenUsed/>
+    <w:rsid w:val="005F0E38"/>
+    <w:pPr>
+      <w:tabs>
+        <w:tab w:val="center" w:pos="4513"/>
+        <w:tab w:val="right" w:pos="9026"/>
+      </w:tabs>
+      <w:spacing w:after="0" w:line="240" w:lineRule="auto"/>
+    </w:pPr>
+  </w:style>
+  <w:style w:type="character" w:customStyle="1" w:styleId="HeaderChar">
+    <w:name w:val="Header Char"/>
+    <w:basedOn w:val="DefaultParagraphFont"/>
+    <w:link w:val="Header"/>
+    <w:uiPriority w:val="99"/>
+    <w:rsid w:val="005F0E38"/>
+  </w:style>
+  <w:style w:type="paragraph" w:styleId="Footer">
+    <w:name w:val="footer"/>
+    <w:basedOn w:val="Normal"/>
+    <w:link w:val="FooterChar"/>
+    <w:uiPriority w:val="99"/>
+    <w:unhideWhenUsed/>
+    <w:rsid w:val="005F0E38"/>
+    <w:pPr>
+      <w:tabs>
+        <w:tab w:val="center" w:pos="4513"/>
+        <w:tab w:val="right" w:pos="9026"/>
+      </w:tabs>
+      <w:spacing w:after="0" w:line="240" w:lineRule="auto"/>
+    </w:pPr>
+  </w:style>
+  <w:style w:type="character" w:customStyle="1" w:styleId="FooterChar">
+    <w:name w:val="Footer Char"/>
+    <w:basedOn w:val="DefaultParagraphFont"/>
+    <w:link w:val="Footer"/>
+    <w:uiPriority w:val="99"/>
+    <w:rsid w:val="005F0E38"/>
+  </w:style>
+  <w:style w:type="character" w:styleId="UnresolvedMention">
+    <w:name w:val="Unresolved Mention"/>
+    <w:basedOn w:val="DefaultParagraphFont"/>
+    <w:uiPriority w:val="99"/>
+    <w:semiHidden/>
+    <w:unhideWhenUsed/>
+    <w:rsid w:val="00E23191"/>
+    <w:rPr>
+      <w:color w:val="605E5C"/>
+      <w:shd w:val="clear" w:color="auto" w:fill="E1DFDD"/>
     </w:rPr>
   </w:style>
 </w:styles>

--- a/lab assignment/Capstone Project/report.docx
+++ b/lab assignment/Capstone Project/report.docx
@@ -2171,6 +2171,525 @@
           <w:szCs w:val="36"/>
         </w:rPr>
       </w:pPr>
+    </w:p>
+    <w:p>
+      <w:pPr>
+        <w:rPr>
+          <w:sz w:val="36"/>
+          <w:szCs w:val="36"/>
+        </w:rPr>
+      </w:pPr>
+    </w:p>
+    <w:p>
+      <w:pPr>
+        <w:rPr>
+          <w:sz w:val="36"/>
+          <w:szCs w:val="36"/>
+        </w:rPr>
+      </w:pPr>
+    </w:p>
+    <w:p>
+      <w:pPr>
+        <w:rPr>
+          <w:b/>
+          <w:bCs/>
+          <w:sz w:val="36"/>
+          <w:szCs w:val="36"/>
+          <w:u w:val="single"/>
+        </w:rPr>
+      </w:pPr>
+      <w:r>
+        <w:rPr>
+          <w:b/>
+          <w:bCs/>
+          <w:sz w:val="36"/>
+          <w:szCs w:val="36"/>
+          <w:u w:val="single"/>
+        </w:rPr>
+        <w:lastRenderedPageBreak/>
+        <w:t>Code Implementation :</w:t>
+      </w:r>
+    </w:p>
+    <w:p>
+      <w:pPr>
+        <w:rPr>
+          <w:b/>
+          <w:bCs/>
+          <w:sz w:val="36"/>
+          <w:szCs w:val="36"/>
+          <w:u w:val="single"/>
+        </w:rPr>
+      </w:pPr>
+      <w:r>
+        <w:rPr>
+          <w:b/>
+          <w:bCs/>
+          <w:sz w:val="36"/>
+          <w:szCs w:val="36"/>
+          <w:u w:val="single"/>
+        </w:rPr>
+        <w:t>Main.py</w:t>
+      </w:r>
+    </w:p>
+    <w:p>
+      <w:pPr>
+        <w:rPr>
+          <w:b/>
+          <w:bCs/>
+          <w:sz w:val="36"/>
+          <w:szCs w:val="36"/>
+          <w:u w:val="single"/>
+        </w:rPr>
+      </w:pPr>
+      <w:r>
+        <w:rPr>
+          <w:b/>
+          <w:bCs/>
+          <w:sz w:val="36"/>
+          <w:szCs w:val="36"/>
+          <w:u w:val="single"/>
+        </w:rPr>
+        <w:drawing>
+          <wp:inline distT="0" distB="0" distL="0" distR="0" wp14:anchorId="13CC75C1" wp14:editId="3DC619A4">
+            <wp:extent cx="5731510" cy="5052695"/>
+            <wp:effectExtent l="0" t="0" r="2540" b="0"/>
+            <wp:docPr id="121249890" name="Picture 1"/>
+            <wp:cNvGraphicFramePr>
+              <a:graphicFrameLocks xmlns:a="http://schemas.openxmlformats.org/drawingml/2006/main" noChangeAspect="1"/>
+            </wp:cNvGraphicFramePr>
+            <a:graphic xmlns:a="http://schemas.openxmlformats.org/drawingml/2006/main">
+              <a:graphicData uri="http://schemas.openxmlformats.org/drawingml/2006/picture">
+                <pic:pic xmlns:pic="http://schemas.openxmlformats.org/drawingml/2006/picture">
+                  <pic:nvPicPr>
+                    <pic:cNvPr id="121249890" name=""/>
+                    <pic:cNvPicPr/>
+                  </pic:nvPicPr>
+                  <pic:blipFill>
+                    <a:blip r:embed="rId8"/>
+                    <a:stretch>
+                      <a:fillRect/>
+                    </a:stretch>
+                  </pic:blipFill>
+                  <pic:spPr>
+                    <a:xfrm>
+                      <a:off x="0" y="0"/>
+                      <a:ext cx="5731510" cy="5052695"/>
+                    </a:xfrm>
+                    <a:prstGeom prst="rect">
+                      <a:avLst/>
+                    </a:prstGeom>
+                  </pic:spPr>
+                </pic:pic>
+              </a:graphicData>
+            </a:graphic>
+          </wp:inline>
+        </w:drawing>
+      </w:r>
+    </w:p>
+    <w:p>
+      <w:pPr>
+        <w:rPr>
+          <w:b/>
+          <w:bCs/>
+          <w:sz w:val="36"/>
+          <w:szCs w:val="36"/>
+          <w:u w:val="single"/>
+        </w:rPr>
+      </w:pPr>
+      <w:r>
+        <w:rPr>
+          <w:b/>
+          <w:bCs/>
+          <w:sz w:val="36"/>
+          <w:szCs w:val="36"/>
+          <w:u w:val="single"/>
+        </w:rPr>
+        <w:lastRenderedPageBreak/>
+        <w:drawing>
+          <wp:inline distT="0" distB="0" distL="0" distR="0" wp14:anchorId="18B19C3D" wp14:editId="6A9FF859">
+            <wp:extent cx="5731510" cy="5187950"/>
+            <wp:effectExtent l="0" t="0" r="2540" b="0"/>
+            <wp:docPr id="1738293014" name="Picture 1"/>
+            <wp:cNvGraphicFramePr>
+              <a:graphicFrameLocks xmlns:a="http://schemas.openxmlformats.org/drawingml/2006/main" noChangeAspect="1"/>
+            </wp:cNvGraphicFramePr>
+            <a:graphic xmlns:a="http://schemas.openxmlformats.org/drawingml/2006/main">
+              <a:graphicData uri="http://schemas.openxmlformats.org/drawingml/2006/picture">
+                <pic:pic xmlns:pic="http://schemas.openxmlformats.org/drawingml/2006/picture">
+                  <pic:nvPicPr>
+                    <pic:cNvPr id="1738293014" name=""/>
+                    <pic:cNvPicPr/>
+                  </pic:nvPicPr>
+                  <pic:blipFill>
+                    <a:blip r:embed="rId9"/>
+                    <a:stretch>
+                      <a:fillRect/>
+                    </a:stretch>
+                  </pic:blipFill>
+                  <pic:spPr>
+                    <a:xfrm>
+                      <a:off x="0" y="0"/>
+                      <a:ext cx="5731510" cy="5187950"/>
+                    </a:xfrm>
+                    <a:prstGeom prst="rect">
+                      <a:avLst/>
+                    </a:prstGeom>
+                  </pic:spPr>
+                </pic:pic>
+              </a:graphicData>
+            </a:graphic>
+          </wp:inline>
+        </w:drawing>
+      </w:r>
+      <w:r>
+        <w:rPr>
+          <w:b/>
+          <w:bCs/>
+          <w:sz w:val="36"/>
+          <w:szCs w:val="36"/>
+          <w:u w:val="single"/>
+        </w:rPr>
+        <w:lastRenderedPageBreak/>
+        <w:drawing>
+          <wp:inline distT="0" distB="0" distL="0" distR="0" wp14:anchorId="2965CE08" wp14:editId="419DD4BC">
+            <wp:extent cx="5172797" cy="8364117"/>
+            <wp:effectExtent l="0" t="0" r="8890" b="0"/>
+            <wp:docPr id="1166335177" name="Picture 1"/>
+            <wp:cNvGraphicFramePr>
+              <a:graphicFrameLocks xmlns:a="http://schemas.openxmlformats.org/drawingml/2006/main" noChangeAspect="1"/>
+            </wp:cNvGraphicFramePr>
+            <a:graphic xmlns:a="http://schemas.openxmlformats.org/drawingml/2006/main">
+              <a:graphicData uri="http://schemas.openxmlformats.org/drawingml/2006/picture">
+                <pic:pic xmlns:pic="http://schemas.openxmlformats.org/drawingml/2006/picture">
+                  <pic:nvPicPr>
+                    <pic:cNvPr id="1166335177" name=""/>
+                    <pic:cNvPicPr/>
+                  </pic:nvPicPr>
+                  <pic:blipFill>
+                    <a:blip r:embed="rId10"/>
+                    <a:stretch>
+                      <a:fillRect/>
+                    </a:stretch>
+                  </pic:blipFill>
+                  <pic:spPr>
+                    <a:xfrm>
+                      <a:off x="0" y="0"/>
+                      <a:ext cx="5172797" cy="8364117"/>
+                    </a:xfrm>
+                    <a:prstGeom prst="rect">
+                      <a:avLst/>
+                    </a:prstGeom>
+                  </pic:spPr>
+                </pic:pic>
+              </a:graphicData>
+            </a:graphic>
+          </wp:inline>
+        </w:drawing>
+      </w:r>
+      <w:r>
+        <w:rPr>
+          <w:b/>
+          <w:bCs/>
+          <w:sz w:val="36"/>
+          <w:szCs w:val="36"/>
+          <w:u w:val="single"/>
+        </w:rPr>
+        <w:br/>
+      </w:r>
+    </w:p>
+    <w:p>
+      <w:pPr>
+        <w:rPr>
+          <w:b/>
+          <w:bCs/>
+          <w:sz w:val="36"/>
+          <w:szCs w:val="36"/>
+          <w:u w:val="single"/>
+        </w:rPr>
+      </w:pPr>
+      <w:r>
+        <w:rPr>
+          <w:b/>
+          <w:bCs/>
+          <w:sz w:val="36"/>
+          <w:szCs w:val="36"/>
+          <w:u w:val="single"/>
+        </w:rPr>
+        <w:lastRenderedPageBreak/>
+        <w:t xml:space="preserve">Code of </w:t>
+      </w:r>
+      <w:r>
+        <w:rPr>
+          <w:b/>
+          <w:bCs/>
+          <w:sz w:val="36"/>
+          <w:szCs w:val="36"/>
+          <w:u w:val="single"/>
+        </w:rPr>
+        <w:t>profile.py,sorting.py,algoritm.py</w:t>
+      </w:r>
+    </w:p>
+    <w:p>
+      <w:pPr>
+        <w:rPr>
+          <w:b/>
+          <w:bCs/>
+          <w:sz w:val="36"/>
+          <w:szCs w:val="36"/>
+          <w:u w:val="single"/>
+        </w:rPr>
+      </w:pPr>
+      <w:r>
+        <w:rPr>
+          <w:b/>
+          <w:bCs/>
+          <w:sz w:val="36"/>
+          <w:szCs w:val="36"/>
+          <w:u w:val="single"/>
+        </w:rPr>
+        <w:drawing>
+          <wp:inline distT="0" distB="0" distL="0" distR="0" wp14:anchorId="5536BF6B" wp14:editId="15F8611C">
+            <wp:extent cx="6442191" cy="4868333"/>
+            <wp:effectExtent l="0" t="0" r="0" b="8890"/>
+            <wp:docPr id="1002179992" name="Picture 1"/>
+            <wp:cNvGraphicFramePr>
+              <a:graphicFrameLocks xmlns:a="http://schemas.openxmlformats.org/drawingml/2006/main" noChangeAspect="1"/>
+            </wp:cNvGraphicFramePr>
+            <a:graphic xmlns:a="http://schemas.openxmlformats.org/drawingml/2006/main">
+              <a:graphicData uri="http://schemas.openxmlformats.org/drawingml/2006/picture">
+                <pic:pic xmlns:pic="http://schemas.openxmlformats.org/drawingml/2006/picture">
+                  <pic:nvPicPr>
+                    <pic:cNvPr id="1002179992" name=""/>
+                    <pic:cNvPicPr/>
+                  </pic:nvPicPr>
+                  <pic:blipFill>
+                    <a:blip r:embed="rId11"/>
+                    <a:stretch>
+                      <a:fillRect/>
+                    </a:stretch>
+                  </pic:blipFill>
+                  <pic:spPr>
+                    <a:xfrm>
+                      <a:off x="0" y="0"/>
+                      <a:ext cx="6490623" cy="4904933"/>
+                    </a:xfrm>
+                    <a:prstGeom prst="rect">
+                      <a:avLst/>
+                    </a:prstGeom>
+                  </pic:spPr>
+                </pic:pic>
+              </a:graphicData>
+            </a:graphic>
+          </wp:inline>
+        </w:drawing>
+      </w:r>
+    </w:p>
+    <w:p>
+      <w:pPr>
+        <w:rPr>
+          <w:b/>
+          <w:bCs/>
+          <w:sz w:val="36"/>
+          <w:szCs w:val="36"/>
+          <w:u w:val="single"/>
+        </w:rPr>
+      </w:pPr>
+    </w:p>
+    <w:p>
+      <w:pPr>
+        <w:rPr>
+          <w:b/>
+          <w:bCs/>
+          <w:sz w:val="36"/>
+          <w:szCs w:val="36"/>
+          <w:u w:val="single"/>
+        </w:rPr>
+      </w:pPr>
+    </w:p>
+    <w:p>
+      <w:pPr>
+        <w:rPr>
+          <w:b/>
+          <w:bCs/>
+          <w:sz w:val="36"/>
+          <w:szCs w:val="36"/>
+          <w:u w:val="single"/>
+        </w:rPr>
+      </w:pPr>
+    </w:p>
+    <w:p>
+      <w:pPr>
+        <w:rPr>
+          <w:b/>
+          <w:bCs/>
+          <w:sz w:val="36"/>
+          <w:szCs w:val="36"/>
+          <w:u w:val="single"/>
+        </w:rPr>
+      </w:pPr>
+      <w:r>
+        <w:rPr>
+          <w:b/>
+          <w:bCs/>
+          <w:sz w:val="36"/>
+          <w:szCs w:val="36"/>
+          <w:u w:val="single"/>
+        </w:rPr>
+        <w:t>Output of the code:</w:t>
+      </w:r>
+    </w:p>
+    <w:p>
+      <w:pPr>
+        <w:rPr>
+          <w:b/>
+          <w:bCs/>
+          <w:sz w:val="36"/>
+          <w:szCs w:val="36"/>
+          <w:u w:val="single"/>
+        </w:rPr>
+      </w:pPr>
+      <w:r>
+        <w:rPr>
+          <w:b/>
+          <w:bCs/>
+          <w:sz w:val="36"/>
+          <w:szCs w:val="36"/>
+          <w:u w:val="single"/>
+        </w:rPr>
+        <w:lastRenderedPageBreak/>
+        <w:drawing>
+          <wp:inline distT="0" distB="0" distL="0" distR="0" wp14:anchorId="7D18D0BB" wp14:editId="3C0C9310">
+            <wp:extent cx="4544059" cy="7030431"/>
+            <wp:effectExtent l="0" t="0" r="9525" b="0"/>
+            <wp:docPr id="1824366151" name="Picture 1"/>
+            <wp:cNvGraphicFramePr>
+              <a:graphicFrameLocks xmlns:a="http://schemas.openxmlformats.org/drawingml/2006/main" noChangeAspect="1"/>
+            </wp:cNvGraphicFramePr>
+            <a:graphic xmlns:a="http://schemas.openxmlformats.org/drawingml/2006/main">
+              <a:graphicData uri="http://schemas.openxmlformats.org/drawingml/2006/picture">
+                <pic:pic xmlns:pic="http://schemas.openxmlformats.org/drawingml/2006/picture">
+                  <pic:nvPicPr>
+                    <pic:cNvPr id="1824366151" name=""/>
+                    <pic:cNvPicPr/>
+                  </pic:nvPicPr>
+                  <pic:blipFill>
+                    <a:blip r:embed="rId12"/>
+                    <a:stretch>
+                      <a:fillRect/>
+                    </a:stretch>
+                  </pic:blipFill>
+                  <pic:spPr>
+                    <a:xfrm>
+                      <a:off x="0" y="0"/>
+                      <a:ext cx="4544059" cy="7030431"/>
+                    </a:xfrm>
+                    <a:prstGeom prst="rect">
+                      <a:avLst/>
+                    </a:prstGeom>
+                  </pic:spPr>
+                </pic:pic>
+              </a:graphicData>
+            </a:graphic>
+          </wp:inline>
+        </w:drawing>
+      </w:r>
+    </w:p>
+    <w:p>
+      <w:pPr>
+        <w:rPr>
+          <w:b/>
+          <w:bCs/>
+          <w:sz w:val="36"/>
+          <w:szCs w:val="36"/>
+          <w:u w:val="single"/>
+        </w:rPr>
+      </w:pPr>
+      <w:r>
+        <w:rPr>
+          <w:b/>
+          <w:bCs/>
+          <w:sz w:val="36"/>
+          <w:szCs w:val="36"/>
+          <w:u w:val="single"/>
+        </w:rPr>
+        <w:lastRenderedPageBreak/>
+        <w:drawing>
+          <wp:inline distT="0" distB="0" distL="0" distR="0" wp14:anchorId="66F5A059" wp14:editId="781565E6">
+            <wp:extent cx="4715533" cy="8754697"/>
+            <wp:effectExtent l="0" t="0" r="8890" b="8890"/>
+            <wp:docPr id="1104165683" name="Picture 1"/>
+            <wp:cNvGraphicFramePr>
+              <a:graphicFrameLocks xmlns:a="http://schemas.openxmlformats.org/drawingml/2006/main" noChangeAspect="1"/>
+            </wp:cNvGraphicFramePr>
+            <a:graphic xmlns:a="http://schemas.openxmlformats.org/drawingml/2006/main">
+              <a:graphicData uri="http://schemas.openxmlformats.org/drawingml/2006/picture">
+                <pic:pic xmlns:pic="http://schemas.openxmlformats.org/drawingml/2006/picture">
+                  <pic:nvPicPr>
+                    <pic:cNvPr id="1104165683" name=""/>
+                    <pic:cNvPicPr/>
+                  </pic:nvPicPr>
+                  <pic:blipFill>
+                    <a:blip r:embed="rId13"/>
+                    <a:stretch>
+                      <a:fillRect/>
+                    </a:stretch>
+                  </pic:blipFill>
+                  <pic:spPr>
+                    <a:xfrm>
+                      <a:off x="0" y="0"/>
+                      <a:ext cx="4715533" cy="8754697"/>
+                    </a:xfrm>
+                    <a:prstGeom prst="rect">
+                      <a:avLst/>
+                    </a:prstGeom>
+                  </pic:spPr>
+                </pic:pic>
+              </a:graphicData>
+            </a:graphic>
+          </wp:inline>
+        </w:drawing>
+      </w:r>
+    </w:p>
+    <w:p>
+      <w:pPr>
+        <w:rPr>
+          <w:b/>
+          <w:bCs/>
+          <w:sz w:val="36"/>
+          <w:szCs w:val="36"/>
+          <w:u w:val="single"/>
+        </w:rPr>
+      </w:pPr>
+      <w:r>
+        <w:rPr>
+          <w:b/>
+          <w:bCs/>
+          <w:sz w:val="36"/>
+          <w:szCs w:val="36"/>
+          <w:u w:val="single"/>
+        </w:rPr>
+        <w:lastRenderedPageBreak/>
+        <w:t>Github link:</w:t>
+      </w:r>
+    </w:p>
+    <w:p>
+      <w:pPr>
+        <w:rPr>
+          <w:b/>
+          <w:bCs/>
+          <w:sz w:val="36"/>
+          <w:szCs w:val="36"/>
+          <w:u w:val="single"/>
+        </w:rPr>
+      </w:pPr>
+    </w:p>
+    <w:p>
+      <w:pPr>
+        <w:rPr>
+          <w:sz w:val="36"/>
+          <w:szCs w:val="36"/>
+        </w:rPr>
+      </w:pPr>
       <w:r>
         <w:rPr>
           <w:sz w:val="36"/>
@@ -2242,7 +2761,6 @@
           <w:sz w:val="36"/>
           <w:szCs w:val="36"/>
         </w:rPr>
-        <w:lastRenderedPageBreak/>
         <w:t>Cormen, T. H., Leiserson, C. E., Rivest, R. L., &amp; Stein, C. (2022).</w:t>
       </w:r>
       <w:r>
@@ -2312,7 +2830,7 @@
         </w:rPr>
         <w:t xml:space="preserve"> Available at: </w:t>
       </w:r>
-      <w:hyperlink r:id="rId8" w:tgtFrame="_blank" w:history="1">
+      <w:hyperlink r:id="rId14" w:tgtFrame="_blank" w:history="1">
         <w:r>
           <w:rPr>
             <w:rStyle w:val="Hyperlink"/>
@@ -2404,12 +2922,12 @@
       </w:pPr>
     </w:p>
     <w:sectPr>
-      <w:headerReference w:type="even" r:id="rId9"/>
-      <w:headerReference w:type="default" r:id="rId10"/>
-      <w:footerReference w:type="even" r:id="rId11"/>
-      <w:footerReference w:type="default" r:id="rId12"/>
-      <w:headerReference w:type="first" r:id="rId13"/>
-      <w:footerReference w:type="first" r:id="rId14"/>
+      <w:headerReference w:type="even" r:id="rId15"/>
+      <w:headerReference w:type="default" r:id="rId16"/>
+      <w:footerReference w:type="even" r:id="rId17"/>
+      <w:footerReference w:type="default" r:id="rId18"/>
+      <w:headerReference w:type="first" r:id="rId19"/>
+      <w:footerReference w:type="first" r:id="rId20"/>
       <w:pgSz w:w="11906" w:h="16838"/>
       <w:pgMar w:top="1440" w:right="1440" w:bottom="1440" w:left="1440" w:header="708" w:footer="708" w:gutter="0"/>
       <w:cols w:space="708"/>
@@ -3670,6 +4188,7 @@
   <w:style w:type="character" w:default="1" w:styleId="DefaultParagraphFont">
     <w:name w:val="Default Paragraph Font"/>
     <w:uiPriority w:val="1"/>
+    <w:semiHidden/>
     <w:unhideWhenUsed/>
   </w:style>
   <w:style w:type="table" w:default="1" w:styleId="TableNormal">

--- a/lab assignment/Capstone Project/report.docx
+++ b/lab assignment/Capstone Project/report.docx
@@ -94,18 +94,21 @@
           <w:sz w:val="42"/>
           <w:szCs w:val="42"/>
         </w:rPr>
-        <w:t>Name of the School:School of Engineering &amp; Technology</w:t>
-      </w:r>
-    </w:p>
-    <w:p>
-      <w:pPr>
+        <w:t xml:space="preserve">Name of the </w:t>
+      </w:r>
+      <w:proofErr w:type="spellStart"/>
+      <w:proofErr w:type="gramStart"/>
+      <w:r>
         <w:rPr>
           <w:b/>
           <w:bCs/>
           <w:sz w:val="42"/>
           <w:szCs w:val="42"/>
         </w:rPr>
-      </w:pPr>
+        <w:t>School:School</w:t>
+      </w:r>
+      <w:proofErr w:type="spellEnd"/>
+      <w:proofErr w:type="gramEnd"/>
       <w:r>
         <w:rPr>
           <w:b/>
@@ -113,27 +116,28 @@
           <w:sz w:val="42"/>
           <w:szCs w:val="42"/>
         </w:rPr>
-        <w:t xml:space="preserve">Program </w:t>
-      </w:r>
-      <w:r>
+        <w:t xml:space="preserve"> of Engineering &amp; Technology</w:t>
+      </w:r>
+    </w:p>
+    <w:p>
+      <w:pPr>
         <w:rPr>
           <w:b/>
           <w:bCs/>
           <w:sz w:val="42"/>
           <w:szCs w:val="42"/>
         </w:rPr>
-        <w:t>:Cse Robotics and AI</w:t>
-      </w:r>
-    </w:p>
-    <w:p>
-      <w:pPr>
+      </w:pPr>
+      <w:proofErr w:type="gramStart"/>
+      <w:r>
         <w:rPr>
           <w:b/>
           <w:bCs/>
           <w:sz w:val="42"/>
           <w:szCs w:val="42"/>
         </w:rPr>
-      </w:pPr>
+        <w:t xml:space="preserve">Program </w:t>
+      </w:r>
       <w:r>
         <w:rPr>
           <w:b/>
@@ -141,8 +145,9 @@
           <w:sz w:val="42"/>
           <w:szCs w:val="42"/>
         </w:rPr>
-        <w:t>Course Title:</w:t>
-      </w:r>
+        <w:t>:</w:t>
+      </w:r>
+      <w:proofErr w:type="spellStart"/>
       <w:r>
         <w:rPr>
           <w:b/>
@@ -150,8 +155,10 @@
           <w:sz w:val="42"/>
           <w:szCs w:val="42"/>
         </w:rPr>
-        <w:t xml:space="preserve"> </w:t>
-      </w:r>
+        <w:t>Cse</w:t>
+      </w:r>
+      <w:proofErr w:type="spellEnd"/>
+      <w:proofErr w:type="gramEnd"/>
       <w:r>
         <w:rPr>
           <w:b/>
@@ -159,7 +166,7 @@
           <w:sz w:val="42"/>
           <w:szCs w:val="42"/>
         </w:rPr>
-        <w:t>Data Structures</w:t>
+        <w:t xml:space="preserve"> Robotics and AI</w:t>
       </w:r>
     </w:p>
     <w:p>
@@ -178,7 +185,7 @@
           <w:sz w:val="42"/>
           <w:szCs w:val="42"/>
         </w:rPr>
-        <w:t>Course Code:</w:t>
+        <w:t>Course Title:</w:t>
       </w:r>
       <w:r>
         <w:rPr>
@@ -196,7 +203,7 @@
           <w:sz w:val="42"/>
           <w:szCs w:val="42"/>
         </w:rPr>
-        <w:t>ETCCDS202</w:t>
+        <w:t>Data Structures</w:t>
       </w:r>
     </w:p>
     <w:p>
@@ -208,16 +215,15 @@
           <w:szCs w:val="42"/>
         </w:rPr>
       </w:pPr>
-    </w:p>
-    <w:p>
-      <w:pPr>
+      <w:r>
         <w:rPr>
           <w:b/>
           <w:bCs/>
           <w:sz w:val="42"/>
           <w:szCs w:val="42"/>
         </w:rPr>
-      </w:pPr>
+        <w:t>Course Code:</w:t>
+      </w:r>
       <w:r>
         <w:rPr>
           <w:b/>
@@ -225,9 +231,6 @@
           <w:sz w:val="42"/>
           <w:szCs w:val="42"/>
         </w:rPr>
-        <w:t>Project Type:</w:t>
-      </w:r>
-      <w:r>
         <w:t xml:space="preserve"> </w:t>
       </w:r>
       <w:r>
@@ -237,7 +240,7 @@
           <w:sz w:val="42"/>
           <w:szCs w:val="42"/>
         </w:rPr>
-        <w:t>Industry-Oriented Mini System (Command Line Application)</w:t>
+        <w:t>ETCCDS202</w:t>
       </w:r>
     </w:p>
     <w:p>
@@ -249,15 +252,16 @@
           <w:szCs w:val="42"/>
         </w:rPr>
       </w:pPr>
-      <w:r>
+    </w:p>
+    <w:p>
+      <w:pPr>
         <w:rPr>
           <w:b/>
           <w:bCs/>
           <w:sz w:val="42"/>
           <w:szCs w:val="42"/>
         </w:rPr>
-        <w:t>Student Name:</w:t>
-      </w:r>
+      </w:pPr>
       <w:r>
         <w:rPr>
           <w:b/>
@@ -265,18 +269,20 @@
           <w:sz w:val="42"/>
           <w:szCs w:val="42"/>
         </w:rPr>
-        <w:t>Ajitesh Singh Gusain</w:t>
-      </w:r>
-    </w:p>
-    <w:p>
-      <w:pPr>
+        <w:t>Project Type:</w:t>
+      </w:r>
+      <w:r>
+        <w:t xml:space="preserve"> </w:t>
+      </w:r>
+      <w:r>
         <w:rPr>
           <w:b/>
           <w:bCs/>
           <w:sz w:val="42"/>
           <w:szCs w:val="42"/>
         </w:rPr>
-      </w:pPr>
+        <w:t>Industry-Oriented Mini System (Command Line Application)</w:t>
+      </w:r>
     </w:p>
     <w:p>
       <w:pPr>
@@ -287,16 +293,17 @@
           <w:szCs w:val="42"/>
         </w:rPr>
       </w:pPr>
-    </w:p>
-    <w:p>
-      <w:pPr>
+      <w:r>
         <w:rPr>
           <w:b/>
           <w:bCs/>
           <w:sz w:val="42"/>
           <w:szCs w:val="42"/>
         </w:rPr>
-      </w:pPr>
+        <w:t xml:space="preserve">Student </w:t>
+      </w:r>
+      <w:proofErr w:type="spellStart"/>
+      <w:proofErr w:type="gramStart"/>
       <w:r>
         <w:rPr>
           <w:b/>
@@ -304,18 +311,19 @@
           <w:sz w:val="42"/>
           <w:szCs w:val="42"/>
         </w:rPr>
-        <w:t>Unit 1 + Unit 2 + Unit 3 + Unit 4 (Full</w:t>
-      </w:r>
-    </w:p>
-    <w:p>
-      <w:pPr>
+        <w:t>Name:</w:t>
+      </w:r>
+      <w:r>
         <w:rPr>
           <w:b/>
           <w:bCs/>
           <w:sz w:val="42"/>
           <w:szCs w:val="42"/>
         </w:rPr>
-      </w:pPr>
+        <w:t>Ajitesh</w:t>
+      </w:r>
+      <w:proofErr w:type="spellEnd"/>
+      <w:proofErr w:type="gramEnd"/>
       <w:r>
         <w:rPr>
           <w:b/>
@@ -323,7 +331,7 @@
           <w:sz w:val="42"/>
           <w:szCs w:val="42"/>
         </w:rPr>
-        <w:t>Syllabus)</w:t>
+        <w:t xml:space="preserve"> Singh Gusain</w:t>
       </w:r>
     </w:p>
     <w:p>
@@ -335,24 +343,86 @@
           <w:szCs w:val="42"/>
         </w:rPr>
       </w:pPr>
-      <w:r>
+    </w:p>
+    <w:p>
+      <w:pPr>
         <w:rPr>
           <w:b/>
           <w:bCs/>
           <w:sz w:val="42"/>
           <w:szCs w:val="42"/>
         </w:rPr>
-        <w:t>Section:</w:t>
-      </w:r>
-      <w:r>
+      </w:pPr>
+    </w:p>
+    <w:p>
+      <w:pPr>
         <w:rPr>
           <w:b/>
           <w:bCs/>
           <w:sz w:val="42"/>
           <w:szCs w:val="42"/>
         </w:rPr>
+      </w:pPr>
+      <w:r>
+        <w:rPr>
+          <w:b/>
+          <w:bCs/>
+          <w:sz w:val="42"/>
+          <w:szCs w:val="42"/>
+        </w:rPr>
+        <w:t>Unit 1 + Unit 2 + Unit 3 + Unit 4 (Full</w:t>
+      </w:r>
+    </w:p>
+    <w:p>
+      <w:pPr>
+        <w:rPr>
+          <w:b/>
+          <w:bCs/>
+          <w:sz w:val="42"/>
+          <w:szCs w:val="42"/>
+        </w:rPr>
+      </w:pPr>
+      <w:r>
+        <w:rPr>
+          <w:b/>
+          <w:bCs/>
+          <w:sz w:val="42"/>
+          <w:szCs w:val="42"/>
+        </w:rPr>
+        <w:t>Syllabus)</w:t>
+      </w:r>
+    </w:p>
+    <w:p>
+      <w:pPr>
+        <w:rPr>
+          <w:b/>
+          <w:bCs/>
+          <w:sz w:val="42"/>
+          <w:szCs w:val="42"/>
+        </w:rPr>
+      </w:pPr>
+      <w:proofErr w:type="spellStart"/>
+      <w:proofErr w:type="gramStart"/>
+      <w:r>
+        <w:rPr>
+          <w:b/>
+          <w:bCs/>
+          <w:sz w:val="42"/>
+          <w:szCs w:val="42"/>
+        </w:rPr>
+        <w:t>Section:</w:t>
+      </w:r>
+      <w:r>
+        <w:rPr>
+          <w:b/>
+          <w:bCs/>
+          <w:sz w:val="42"/>
+          <w:szCs w:val="42"/>
+        </w:rPr>
         <w:t>A</w:t>
       </w:r>
+      <w:proofErr w:type="spellEnd"/>
+      <w:proofErr w:type="gramEnd"/>
     </w:p>
     <w:p>
       <w:pPr>
@@ -617,7 +687,23 @@
           <w:sz w:val="36"/>
           <w:szCs w:val="36"/>
         </w:rPr>
-        <w:t xml:space="preserve">(Python Dictionary) for O(1) average time complexity. </w:t>
+        <w:t xml:space="preserve">(Python Dictionary) for </w:t>
+      </w:r>
+      <w:proofErr w:type="gramStart"/>
+      <w:r>
+        <w:rPr>
+          <w:sz w:val="36"/>
+          <w:szCs w:val="36"/>
+        </w:rPr>
+        <w:t>O(</w:t>
+      </w:r>
+      <w:proofErr w:type="gramEnd"/>
+      <w:r>
+        <w:rPr>
+          <w:sz w:val="36"/>
+          <w:szCs w:val="36"/>
+        </w:rPr>
+        <w:t xml:space="preserve">1) average time complexity. </w:t>
       </w:r>
     </w:p>
     <w:p>
@@ -657,7 +743,23 @@
           <w:sz w:val="36"/>
           <w:szCs w:val="36"/>
         </w:rPr>
-        <w:t xml:space="preserve">store bidirectional friendships eAiciently. </w:t>
+        <w:t xml:space="preserve">store bidirectional friendships </w:t>
+      </w:r>
+      <w:proofErr w:type="spellStart"/>
+      <w:r>
+        <w:rPr>
+          <w:sz w:val="36"/>
+          <w:szCs w:val="36"/>
+        </w:rPr>
+        <w:t>eAiciently</w:t>
+      </w:r>
+      <w:proofErr w:type="spellEnd"/>
+      <w:r>
+        <w:rPr>
+          <w:sz w:val="36"/>
+          <w:szCs w:val="36"/>
+        </w:rPr>
+        <w:t xml:space="preserve">. </w:t>
       </w:r>
     </w:p>
     <w:p>
@@ -802,6 +904,7 @@
           <w:szCs w:val="36"/>
         </w:rPr>
       </w:pPr>
+      <w:proofErr w:type="gramStart"/>
       <w:r>
         <w:rPr>
           <w:sz w:val="36"/>
@@ -814,7 +917,15 @@
           <w:sz w:val="36"/>
           <w:szCs w:val="36"/>
         </w:rPr>
-        <w:t xml:space="preserve"> used specific </w:t>
+        <w:t xml:space="preserve"> used</w:t>
+      </w:r>
+      <w:proofErr w:type="gramEnd"/>
+      <w:r>
+        <w:rPr>
+          <w:sz w:val="36"/>
+          <w:szCs w:val="36"/>
+        </w:rPr>
+        <w:t xml:space="preserve"> specific </w:t>
       </w:r>
       <w:r>
         <w:rPr>
@@ -877,7 +988,23 @@
           <w:sz w:val="36"/>
           <w:szCs w:val="36"/>
         </w:rPr>
-        <w:t xml:space="preserve"> The dfs_depth_limited function in algorithms.py.</w:t>
+        <w:t xml:space="preserve"> The </w:t>
+      </w:r>
+      <w:proofErr w:type="spellStart"/>
+      <w:r>
+        <w:rPr>
+          <w:sz w:val="36"/>
+          <w:szCs w:val="36"/>
+        </w:rPr>
+        <w:t>dfs_depth_limited</w:t>
+      </w:r>
+      <w:proofErr w:type="spellEnd"/>
+      <w:r>
+        <w:rPr>
+          <w:sz w:val="36"/>
+          <w:szCs w:val="36"/>
+        </w:rPr>
+        <w:t xml:space="preserve"> function in algorithms.py.</w:t>
       </w:r>
     </w:p>
     <w:p>
@@ -970,7 +1097,41 @@
           <w:sz w:val="36"/>
           <w:szCs w:val="36"/>
         </w:rPr>
-        <w:t xml:space="preserve"> The bfs_shortest_path function in algorithms.py utilizing collections.deque.</w:t>
+        <w:t xml:space="preserve"> The </w:t>
+      </w:r>
+      <w:proofErr w:type="spellStart"/>
+      <w:r>
+        <w:rPr>
+          <w:sz w:val="36"/>
+          <w:szCs w:val="36"/>
+        </w:rPr>
+        <w:t>bfs_shortest_path</w:t>
+      </w:r>
+      <w:proofErr w:type="spellEnd"/>
+      <w:r>
+        <w:rPr>
+          <w:sz w:val="36"/>
+          <w:szCs w:val="36"/>
+        </w:rPr>
+        <w:t xml:space="preserve"> function in algorithms.py utilizing </w:t>
+      </w:r>
+      <w:proofErr w:type="spellStart"/>
+      <w:proofErr w:type="gramStart"/>
+      <w:r>
+        <w:rPr>
+          <w:sz w:val="36"/>
+          <w:szCs w:val="36"/>
+        </w:rPr>
+        <w:t>collections.deque</w:t>
+      </w:r>
+      <w:proofErr w:type="spellEnd"/>
+      <w:proofErr w:type="gramEnd"/>
+      <w:r>
+        <w:rPr>
+          <w:sz w:val="36"/>
+          <w:szCs w:val="36"/>
+        </w:rPr>
+        <w:t>.</w:t>
       </w:r>
     </w:p>
     <w:p>
@@ -1063,7 +1224,23 @@
           <w:sz w:val="36"/>
           <w:szCs w:val="36"/>
         </w:rPr>
-        <w:t xml:space="preserve"> The merge_sort function in sorting.py.</w:t>
+        <w:t xml:space="preserve"> The </w:t>
+      </w:r>
+      <w:proofErr w:type="spellStart"/>
+      <w:r>
+        <w:rPr>
+          <w:sz w:val="36"/>
+          <w:szCs w:val="36"/>
+        </w:rPr>
+        <w:t>merge_sort</w:t>
+      </w:r>
+      <w:proofErr w:type="spellEnd"/>
+      <w:r>
+        <w:rPr>
+          <w:sz w:val="36"/>
+          <w:szCs w:val="36"/>
+        </w:rPr>
+        <w:t xml:space="preserve"> function in sorting.py.</w:t>
       </w:r>
     </w:p>
     <w:p>
@@ -1092,7 +1269,23 @@
           <w:sz w:val="36"/>
           <w:szCs w:val="36"/>
         </w:rPr>
-        <w:t xml:space="preserve"> Instead of using Python’s built-in .sort(), we implemented </w:t>
+        <w:t xml:space="preserve"> Instead of using Python’s built-</w:t>
+      </w:r>
+      <w:proofErr w:type="gramStart"/>
+      <w:r>
+        <w:rPr>
+          <w:sz w:val="36"/>
+          <w:szCs w:val="36"/>
+        </w:rPr>
+        <w:t>in .sort</w:t>
+      </w:r>
+      <w:proofErr w:type="gramEnd"/>
+      <w:r>
+        <w:rPr>
+          <w:sz w:val="36"/>
+          <w:szCs w:val="36"/>
+        </w:rPr>
+        <w:t xml:space="preserve">(), we implemented </w:t>
       </w:r>
       <w:r>
         <w:rPr>
@@ -1108,7 +1301,23 @@
           <w:sz w:val="36"/>
           <w:szCs w:val="36"/>
         </w:rPr>
-        <w:t xml:space="preserve"> ($O(n \log n)) to rank friend suggestions based on a "Common Interest Score." This shows proficiency in Divide and Conquer algorithms.</w:t>
+        <w:t xml:space="preserve"> ($</w:t>
+      </w:r>
+      <w:proofErr w:type="gramStart"/>
+      <w:r>
+        <w:rPr>
+          <w:sz w:val="36"/>
+          <w:szCs w:val="36"/>
+        </w:rPr>
+        <w:t>O(</w:t>
+      </w:r>
+      <w:proofErr w:type="gramEnd"/>
+      <w:r>
+        <w:rPr>
+          <w:sz w:val="36"/>
+          <w:szCs w:val="36"/>
+        </w:rPr>
+        <w:t>n \log n)) to rank friend suggestions based on a "Common Interest Score." This shows proficiency in Divide and Conquer algorithms.</w:t>
       </w:r>
     </w:p>
     <w:p>
@@ -1157,7 +1366,39 @@
           <w:sz w:val="36"/>
           <w:szCs w:val="36"/>
         </w:rPr>
-        <w:t xml:space="preserve"> FriendshipNetwork (Adjacency List) and ProfileManager (Dictionary-based Hashing).</w:t>
+        <w:t xml:space="preserve"> </w:t>
+      </w:r>
+      <w:proofErr w:type="spellStart"/>
+      <w:r>
+        <w:rPr>
+          <w:sz w:val="36"/>
+          <w:szCs w:val="36"/>
+        </w:rPr>
+        <w:t>FriendshipNetwork</w:t>
+      </w:r>
+      <w:proofErr w:type="spellEnd"/>
+      <w:r>
+        <w:rPr>
+          <w:sz w:val="36"/>
+          <w:szCs w:val="36"/>
+        </w:rPr>
+        <w:t xml:space="preserve"> (Adjacency List) and </w:t>
+      </w:r>
+      <w:proofErr w:type="spellStart"/>
+      <w:r>
+        <w:rPr>
+          <w:sz w:val="36"/>
+          <w:szCs w:val="36"/>
+        </w:rPr>
+        <w:t>ProfileManager</w:t>
+      </w:r>
+      <w:proofErr w:type="spellEnd"/>
+      <w:r>
+        <w:rPr>
+          <w:sz w:val="36"/>
+          <w:szCs w:val="36"/>
+        </w:rPr>
+        <w:t xml:space="preserve"> (Dictionary-based Hashing).</w:t>
       </w:r>
     </w:p>
     <w:p>
@@ -1245,7 +1486,23 @@
           <w:sz w:val="36"/>
           <w:szCs w:val="36"/>
         </w:rPr>
-        <w:t xml:space="preserve"> The User Profile storage uses hashing for O(1) average-case time complexity for profile lookups and updates.</w:t>
+        <w:t xml:space="preserve"> The User Profile storage uses hashing for </w:t>
+      </w:r>
+      <w:proofErr w:type="gramStart"/>
+      <w:r>
+        <w:rPr>
+          <w:sz w:val="36"/>
+          <w:szCs w:val="36"/>
+        </w:rPr>
+        <w:t>O(</w:t>
+      </w:r>
+      <w:proofErr w:type="gramEnd"/>
+      <w:r>
+        <w:rPr>
+          <w:sz w:val="36"/>
+          <w:szCs w:val="36"/>
+        </w:rPr>
+        <w:t>1) average-case time complexity for profile lookups and updates.</w:t>
       </w:r>
     </w:p>
     <w:p>
@@ -1540,8 +1797,17 @@
                 <w:sz w:val="36"/>
                 <w:szCs w:val="36"/>
               </w:rPr>
-              <w:t>$O(1)$</w:t>
+              <w:t>$</w:t>
             </w:r>
+            <w:proofErr w:type="gramStart"/>
+            <w:r>
+              <w:rPr>
+                <w:sz w:val="36"/>
+                <w:szCs w:val="36"/>
+              </w:rPr>
+              <w:t>O(1)$</w:t>
+            </w:r>
+            <w:proofErr w:type="gramEnd"/>
           </w:p>
         </w:tc>
       </w:tr>
@@ -1657,8 +1923,33 @@
                 <w:sz w:val="36"/>
                 <w:szCs w:val="36"/>
               </w:rPr>
-              <w:t>$O(V + E)$</w:t>
+              <w:t>$</w:t>
             </w:r>
+            <w:proofErr w:type="gramStart"/>
+            <w:r>
+              <w:rPr>
+                <w:sz w:val="36"/>
+                <w:szCs w:val="36"/>
+              </w:rPr>
+              <w:t>O(</w:t>
+            </w:r>
+            <w:proofErr w:type="gramEnd"/>
+            <w:r>
+              <w:rPr>
+                <w:sz w:val="36"/>
+                <w:szCs w:val="36"/>
+              </w:rPr>
+              <w:t xml:space="preserve">V + </w:t>
+            </w:r>
+            <w:proofErr w:type="gramStart"/>
+            <w:r>
+              <w:rPr>
+                <w:sz w:val="36"/>
+                <w:szCs w:val="36"/>
+              </w:rPr>
+              <w:t>E)$</w:t>
+            </w:r>
+            <w:proofErr w:type="gramEnd"/>
           </w:p>
         </w:tc>
       </w:tr>
@@ -1774,8 +2065,33 @@
                 <w:sz w:val="36"/>
                 <w:szCs w:val="36"/>
               </w:rPr>
-              <w:t>$O(V + E)$</w:t>
+              <w:t>$</w:t>
             </w:r>
+            <w:proofErr w:type="gramStart"/>
+            <w:r>
+              <w:rPr>
+                <w:sz w:val="36"/>
+                <w:szCs w:val="36"/>
+              </w:rPr>
+              <w:t>O(</w:t>
+            </w:r>
+            <w:proofErr w:type="gramEnd"/>
+            <w:r>
+              <w:rPr>
+                <w:sz w:val="36"/>
+                <w:szCs w:val="36"/>
+              </w:rPr>
+              <w:t xml:space="preserve">V + </w:t>
+            </w:r>
+            <w:proofErr w:type="gramStart"/>
+            <w:r>
+              <w:rPr>
+                <w:sz w:val="36"/>
+                <w:szCs w:val="36"/>
+              </w:rPr>
+              <w:t>E)$</w:t>
+            </w:r>
+            <w:proofErr w:type="gramEnd"/>
           </w:p>
         </w:tc>
       </w:tr>
@@ -1887,12 +2203,21 @@
                 <w:szCs w:val="36"/>
               </w:rPr>
             </w:pPr>
+            <w:proofErr w:type="gramStart"/>
             <w:r>
               <w:rPr>
                 <w:sz w:val="36"/>
                 <w:szCs w:val="36"/>
               </w:rPr>
-              <w:t>O(n \log n)</w:t>
+              <w:t>O(</w:t>
+            </w:r>
+            <w:proofErr w:type="gramEnd"/>
+            <w:r>
+              <w:rPr>
+                <w:sz w:val="36"/>
+                <w:szCs w:val="36"/>
+              </w:rPr>
+              <w:t>n \log n)</w:t>
             </w:r>
           </w:p>
         </w:tc>
@@ -1953,7 +2278,23 @@
           <w:sz w:val="36"/>
           <w:szCs w:val="36"/>
         </w:rPr>
-        <w:t xml:space="preserve"> main.py includes a demo_mode. Describe it as a </w:t>
+        <w:t xml:space="preserve"> main.py includes a </w:t>
+      </w:r>
+      <w:proofErr w:type="spellStart"/>
+      <w:r>
+        <w:rPr>
+          <w:sz w:val="36"/>
+          <w:szCs w:val="36"/>
+        </w:rPr>
+        <w:t>demo_mode</w:t>
+      </w:r>
+      <w:proofErr w:type="spellEnd"/>
+      <w:r>
+        <w:rPr>
+          <w:sz w:val="36"/>
+          <w:szCs w:val="36"/>
+        </w:rPr>
+        <w:t xml:space="preserve">. Describe it as a </w:t>
       </w:r>
       <w:r>
         <w:rPr>
@@ -1990,15 +2331,33 @@
           <w:sz w:val="36"/>
           <w:szCs w:val="36"/>
         </w:rPr>
-        <w:t xml:space="preserve"> The system loads 5 users (A</w:t>
-      </w:r>
-      <w:r>
-        <w:rPr>
-          <w:sz w:val="36"/>
-          <w:szCs w:val="36"/>
-        </w:rPr>
-        <w:t>jit,Adhi,Abhi</w:t>
-      </w:r>
+        <w:t xml:space="preserve"> The system loads 5 users (</w:t>
+      </w:r>
+      <w:proofErr w:type="spellStart"/>
+      <w:proofErr w:type="gramStart"/>
+      <w:r>
+        <w:rPr>
+          <w:sz w:val="36"/>
+          <w:szCs w:val="36"/>
+        </w:rPr>
+        <w:t>A</w:t>
+      </w:r>
+      <w:r>
+        <w:rPr>
+          <w:sz w:val="36"/>
+          <w:szCs w:val="36"/>
+        </w:rPr>
+        <w:t>jit,Adhi</w:t>
+      </w:r>
+      <w:proofErr w:type="gramEnd"/>
+      <w:r>
+        <w:rPr>
+          <w:sz w:val="36"/>
+          <w:szCs w:val="36"/>
+        </w:rPr>
+        <w:t>,Abhi</w:t>
+      </w:r>
+      <w:proofErr w:type="spellEnd"/>
       <w:r>
         <w:rPr>
           <w:sz w:val="36"/>
@@ -2048,6 +2407,7 @@
         </w:rPr>
         <w:t xml:space="preserve">esh </w:t>
       </w:r>
+      <w:proofErr w:type="gramStart"/>
       <w:r>
         <w:rPr>
           <w:sz w:val="36"/>
@@ -2062,6 +2422,7 @@
         </w:rPr>
         <w:t xml:space="preserve"> brother</w:t>
       </w:r>
+      <w:proofErr w:type="gramEnd"/>
       <w:r>
         <w:rPr>
           <w:sz w:val="36"/>
@@ -2095,7 +2456,15 @@
           <w:sz w:val="36"/>
           <w:szCs w:val="36"/>
         </w:rPr>
-        <w:t xml:space="preserve"> is automatically </w:t>
+        <w:t xml:space="preserve"> is </w:t>
+      </w:r>
+      <w:proofErr w:type="gramStart"/>
+      <w:r>
+        <w:rPr>
+          <w:sz w:val="36"/>
+          <w:szCs w:val="36"/>
+        </w:rPr>
+        <w:t xml:space="preserve">automatically </w:t>
       </w:r>
       <w:r>
         <w:rPr>
@@ -2104,6 +2473,7 @@
         </w:rPr>
         <w:t xml:space="preserve"> brother</w:t>
       </w:r>
+      <w:proofErr w:type="gramEnd"/>
       <w:r>
         <w:rPr>
           <w:sz w:val="36"/>
@@ -2161,7 +2531,23 @@
           <w:sz w:val="36"/>
           <w:szCs w:val="36"/>
         </w:rPr>
-        <w:t>. Bonus: Proximity Search If user profiles included geographic coordinates (Latitude/Longitude), the best structure for proximity search would be a K-D Tree (K-Dimensional Tree). Unlike a linear search which is O(N), a K-D Tree partitions the search space into regions, allowing the system to ignore users in distant geographic branches, achieving a search complexity of O(log N).</w:t>
+        <w:t xml:space="preserve">. Bonus: Proximity Search If user profiles included geographic coordinates (Latitude/Longitude), the best structure for proximity search would be a K-D Tree (K-Dimensional Tree). Unlike a linear search which is O(N), a K-D Tree partitions the search space into regions, allowing the system to ignore users in distant geographic branches, achieving a search complexity of </w:t>
+      </w:r>
+      <w:proofErr w:type="gramStart"/>
+      <w:r>
+        <w:rPr>
+          <w:sz w:val="36"/>
+          <w:szCs w:val="36"/>
+        </w:rPr>
+        <w:t>O(</w:t>
+      </w:r>
+      <w:proofErr w:type="gramEnd"/>
+      <w:r>
+        <w:rPr>
+          <w:sz w:val="36"/>
+          <w:szCs w:val="36"/>
+        </w:rPr>
+        <w:t>log N).</w:t>
       </w:r>
     </w:p>
     <w:p>
@@ -2207,8 +2593,20 @@
           <w:u w:val="single"/>
         </w:rPr>
         <w:lastRenderedPageBreak/>
-        <w:t>Code Implementation :</w:t>
-      </w:r>
+        <w:t xml:space="preserve">Code </w:t>
+      </w:r>
+      <w:proofErr w:type="gramStart"/>
+      <w:r>
+        <w:rPr>
+          <w:b/>
+          <w:bCs/>
+          <w:sz w:val="36"/>
+          <w:szCs w:val="36"/>
+          <w:u w:val="single"/>
+        </w:rPr>
+        <w:t>Implementation :</w:t>
+      </w:r>
+      <w:proofErr w:type="gramEnd"/>
     </w:p>
     <w:p>
       <w:pPr>
@@ -2418,6 +2816,8 @@
         <w:lastRenderedPageBreak/>
         <w:t xml:space="preserve">Code of </w:t>
       </w:r>
+      <w:proofErr w:type="spellStart"/>
+      <w:proofErr w:type="gramStart"/>
       <w:r>
         <w:rPr>
           <w:b/>
@@ -2426,8 +2826,20 @@
           <w:szCs w:val="36"/>
           <w:u w:val="single"/>
         </w:rPr>
-        <w:t>profile.py,sorting.py,algoritm.py</w:t>
-      </w:r>
+        <w:t>profile.py,sorting.py</w:t>
+      </w:r>
+      <w:proofErr w:type="gramEnd"/>
+      <w:r>
+        <w:rPr>
+          <w:b/>
+          <w:bCs/>
+          <w:sz w:val="36"/>
+          <w:szCs w:val="36"/>
+          <w:u w:val="single"/>
+        </w:rPr>
+        <w:t>,algoritm.py</w:t>
+      </w:r>
+      <w:proofErr w:type="spellEnd"/>
     </w:p>
     <w:p>
       <w:pPr>
@@ -2660,6 +3072,7 @@
           <w:u w:val="single"/>
         </w:rPr>
       </w:pPr>
+      <w:proofErr w:type="spellStart"/>
       <w:r>
         <w:rPr>
           <w:b/>
@@ -2669,7 +3082,28 @@
           <w:u w:val="single"/>
         </w:rPr>
         <w:lastRenderedPageBreak/>
-        <w:t>Github link:</w:t>
+        <w:t>Github</w:t>
+      </w:r>
+      <w:proofErr w:type="spellEnd"/>
+      <w:r>
+        <w:rPr>
+          <w:b/>
+          <w:bCs/>
+          <w:sz w:val="36"/>
+          <w:szCs w:val="36"/>
+          <w:u w:val="single"/>
+        </w:rPr>
+        <w:t xml:space="preserve"> link:</w:t>
+      </w:r>
+      <w:r>
+        <w:t xml:space="preserve"> </w:t>
+      </w:r>
+      <w:r>
+        <w:rPr>
+          <w:sz w:val="36"/>
+          <w:szCs w:val="36"/>
+        </w:rPr>
+        <w:t>https://github.com/ajiteshgusain/dsa-assignment/tree/main/lab%20assignment/Capstone%20Project</w:t>
       </w:r>
     </w:p>
     <w:p>
@@ -2754,14 +3188,45 @@
           <w:szCs w:val="36"/>
         </w:rPr>
       </w:pPr>
-      <w:r>
-        <w:rPr>
-          <w:b/>
-          <w:bCs/>
-          <w:sz w:val="36"/>
-          <w:szCs w:val="36"/>
-        </w:rPr>
-        <w:t>Cormen, T. H., Leiserson, C. E., Rivest, R. L., &amp; Stein, C. (2022).</w:t>
+      <w:proofErr w:type="spellStart"/>
+      <w:r>
+        <w:rPr>
+          <w:b/>
+          <w:bCs/>
+          <w:sz w:val="36"/>
+          <w:szCs w:val="36"/>
+        </w:rPr>
+        <w:t>Cormen</w:t>
+      </w:r>
+      <w:proofErr w:type="spellEnd"/>
+      <w:r>
+        <w:rPr>
+          <w:b/>
+          <w:bCs/>
+          <w:sz w:val="36"/>
+          <w:szCs w:val="36"/>
+        </w:rPr>
+        <w:t xml:space="preserve">, T. H., </w:t>
+      </w:r>
+      <w:proofErr w:type="spellStart"/>
+      <w:r>
+        <w:rPr>
+          <w:b/>
+          <w:bCs/>
+          <w:sz w:val="36"/>
+          <w:szCs w:val="36"/>
+        </w:rPr>
+        <w:t>Leiserson</w:t>
+      </w:r>
+      <w:proofErr w:type="spellEnd"/>
+      <w:r>
+        <w:rPr>
+          <w:b/>
+          <w:bCs/>
+          <w:sz w:val="36"/>
+          <w:szCs w:val="36"/>
+        </w:rPr>
+        <w:t>, C. E., Rivest, R. L., &amp; Stein, C. (2022).</w:t>
       </w:r>
       <w:r>
         <w:rPr>
@@ -2821,7 +3286,29 @@
           <w:sz w:val="36"/>
           <w:szCs w:val="36"/>
         </w:rPr>
-        <w:t>Python 3.x Documentation: collections.deque.</w:t>
+        <w:t xml:space="preserve">Python 3.x Documentation: </w:t>
+      </w:r>
+      <w:proofErr w:type="spellStart"/>
+      <w:proofErr w:type="gramStart"/>
+      <w:r>
+        <w:rPr>
+          <w:i/>
+          <w:iCs/>
+          <w:sz w:val="36"/>
+          <w:szCs w:val="36"/>
+        </w:rPr>
+        <w:t>collections.deque</w:t>
+      </w:r>
+      <w:proofErr w:type="spellEnd"/>
+      <w:proofErr w:type="gramEnd"/>
+      <w:r>
+        <w:rPr>
+          <w:i/>
+          <w:iCs/>
+          <w:sz w:val="36"/>
+          <w:szCs w:val="36"/>
+        </w:rPr>
+        <w:t>.</w:t>
       </w:r>
       <w:r>
         <w:rPr>
